--- a/docs/лаб4.docx
+++ b/docs/лаб4.docx
@@ -111,7 +111,7 @@
           <w:bCs/>
           <w:szCs w:val="28"/>
         </w:rPr>
-        <w:t>перспективной инженерии</w:t>
+        <w:t>Информационных технологий и кибербезопасности</w:t>
       </w:r>
     </w:p>
     <w:p>
@@ -252,7 +252,7 @@
           <w:rFonts w:eastAsia="Times New Roman" w:cs="Times New Roman"/>
           <w:b/>
           <w:szCs w:val="28"/>
-          <w:lang w:val="en-US" w:eastAsia="ru-RU"/>
+          <w:lang w:eastAsia="ru-RU"/>
         </w:rPr>
       </w:pPr>
       <w:r>
@@ -807,7 +807,16 @@
                 <w:szCs w:val="28"/>
                 <w:u w:val="single"/>
               </w:rPr>
-              <w:t>, Института Перспективной Инженерии</w:t>
+              <w:t xml:space="preserve">, </w:t>
+            </w:r>
+            <w:r>
+              <w:rPr>
+                <w:bCs/>
+                <w:sz w:val="24"/>
+                <w:szCs w:val="24"/>
+                <w:u w:val="single"/>
+              </w:rPr>
+              <w:t>Информационных технологий и кибербезопасности</w:t>
             </w:r>
           </w:p>
           <w:p>
@@ -1292,7 +1301,35 @@
         <w:rPr>
           <w:szCs w:val="40"/>
         </w:rPr>
-        <w:t>Структурные паттерны (Structural Patterns) — группа, которая описывает, как компоновать классы и объекты в более крупные структуры, сохраняя гибкость и эффективность. Они решают задачи:</w:t>
+        <w:t>Структурные паттерны (</w:t>
+      </w:r>
+      <w:proofErr w:type="spellStart"/>
+      <w:r>
+        <w:rPr>
+          <w:szCs w:val="40"/>
+        </w:rPr>
+        <w:t>Structural</w:t>
+      </w:r>
+      <w:proofErr w:type="spellEnd"/>
+      <w:r>
+        <w:rPr>
+          <w:szCs w:val="40"/>
+        </w:rPr>
+        <w:t xml:space="preserve"> </w:t>
+      </w:r>
+      <w:proofErr w:type="spellStart"/>
+      <w:r>
+        <w:rPr>
+          <w:szCs w:val="40"/>
+        </w:rPr>
+        <w:t>Patterns</w:t>
+      </w:r>
+      <w:proofErr w:type="spellEnd"/>
+      <w:r>
+        <w:rPr>
+          <w:szCs w:val="40"/>
+        </w:rPr>
+        <w:t>) — группа, которая описывает, как компоновать классы и объекты в более крупные структуры, сохраняя гибкость и эффективность. Они решают задачи:</w:t>
       </w:r>
     </w:p>
     <w:p>
@@ -1552,7 +1589,21 @@
         <w:rPr>
           <w:szCs w:val="28"/>
         </w:rPr>
-        <w:t>Паттерн «Компоновщик» (Composite)</w:t>
+        <w:t>Паттерн «Компоновщик» (</w:t>
+      </w:r>
+      <w:proofErr w:type="spellStart"/>
+      <w:r>
+        <w:rPr>
+          <w:szCs w:val="28"/>
+        </w:rPr>
+        <w:t>Composite</w:t>
+      </w:r>
+      <w:proofErr w:type="spellEnd"/>
+      <w:r>
+        <w:rPr>
+          <w:szCs w:val="28"/>
+        </w:rPr>
+        <w:t>)</w:t>
       </w:r>
     </w:p>
     <w:p>
@@ -1680,11 +1731,19 @@
           <w:szCs w:val="28"/>
         </w:rPr>
       </w:pPr>
-      <w:r>
-        <w:rPr>
-          <w:szCs w:val="28"/>
-        </w:rPr>
-        <w:t>Component — общий интерфейс для листьев и групп.</w:t>
+      <w:proofErr w:type="spellStart"/>
+      <w:r>
+        <w:rPr>
+          <w:szCs w:val="28"/>
+        </w:rPr>
+        <w:t>Component</w:t>
+      </w:r>
+      <w:proofErr w:type="spellEnd"/>
+      <w:r>
+        <w:rPr>
+          <w:szCs w:val="28"/>
+        </w:rPr>
+        <w:t xml:space="preserve"> — общий интерфейс для листьев и групп.</w:t>
       </w:r>
     </w:p>
     <w:p>
@@ -1700,11 +1759,19 @@
           <w:szCs w:val="28"/>
         </w:rPr>
       </w:pPr>
-      <w:r>
-        <w:rPr>
-          <w:szCs w:val="28"/>
-        </w:rPr>
-        <w:t>Leaf — конечный элемент (не имеет потомков).</w:t>
+      <w:proofErr w:type="spellStart"/>
+      <w:r>
+        <w:rPr>
+          <w:szCs w:val="28"/>
+        </w:rPr>
+        <w:t>Leaf</w:t>
+      </w:r>
+      <w:proofErr w:type="spellEnd"/>
+      <w:r>
+        <w:rPr>
+          <w:szCs w:val="28"/>
+        </w:rPr>
+        <w:t xml:space="preserve"> — конечный элемент (не имеет потомков).</w:t>
       </w:r>
     </w:p>
     <w:p>
@@ -1720,11 +1787,33 @@
           <w:szCs w:val="28"/>
         </w:rPr>
       </w:pPr>
-      <w:r>
-        <w:rPr>
-          <w:szCs w:val="28"/>
-        </w:rPr>
-        <w:t>Composite — контейнер, хранит детей типа Component, делегирует им операции.</w:t>
+      <w:proofErr w:type="spellStart"/>
+      <w:r>
+        <w:rPr>
+          <w:szCs w:val="28"/>
+        </w:rPr>
+        <w:t>Composite</w:t>
+      </w:r>
+      <w:proofErr w:type="spellEnd"/>
+      <w:r>
+        <w:rPr>
+          <w:szCs w:val="28"/>
+        </w:rPr>
+        <w:t xml:space="preserve"> — контейнер, хранит детей типа </w:t>
+      </w:r>
+      <w:proofErr w:type="spellStart"/>
+      <w:r>
+        <w:rPr>
+          <w:szCs w:val="28"/>
+        </w:rPr>
+        <w:t>Component</w:t>
+      </w:r>
+      <w:proofErr w:type="spellEnd"/>
+      <w:r>
+        <w:rPr>
+          <w:szCs w:val="28"/>
+        </w:rPr>
+        <w:t>, делегирует им операции.</w:t>
       </w:r>
     </w:p>
     <w:p>
@@ -1744,7 +1833,21 @@
         <w:rPr>
           <w:szCs w:val="28"/>
         </w:rPr>
-        <w:t>Client — работает через Component.</w:t>
+        <w:t xml:space="preserve">Client — работает через </w:t>
+      </w:r>
+      <w:proofErr w:type="spellStart"/>
+      <w:r>
+        <w:rPr>
+          <w:szCs w:val="28"/>
+        </w:rPr>
+        <w:t>Component</w:t>
+      </w:r>
+      <w:proofErr w:type="spellEnd"/>
+      <w:r>
+        <w:rPr>
+          <w:szCs w:val="28"/>
+        </w:rPr>
+        <w:t>.</w:t>
       </w:r>
     </w:p>
     <w:p>
@@ -1795,19 +1898,21 @@
         <w:rPr>
           <w:szCs w:val="28"/>
         </w:rPr>
-        <w:t xml:space="preserve">андидат — регионы карты. Карта состоит из регионов (например, «Центр», «Север»), регион содержит точки интереса, а регион может содержать подрегионы (например, «Центр» </w:t>
-      </w:r>
-      <w:r>
-        <w:rPr>
-          <w:szCs w:val="28"/>
-        </w:rPr>
-        <w:t>-&gt;</w:t>
-      </w:r>
-      <w:r>
-        <w:rPr>
-          <w:szCs w:val="28"/>
-        </w:rPr>
-        <w:t xml:space="preserve"> «Китай-город», «Арбат»). </w:t>
+        <w:t xml:space="preserve">андидат — регионы карты. Карта состоит из регионов (например, «Центр», «Север»), регион содержит точки интереса, а регион может содержать </w:t>
+      </w:r>
+      <w:proofErr w:type="spellStart"/>
+      <w:r>
+        <w:rPr>
+          <w:szCs w:val="28"/>
+        </w:rPr>
+        <w:t>подрегионы</w:t>
+      </w:r>
+      <w:proofErr w:type="spellEnd"/>
+      <w:r>
+        <w:rPr>
+          <w:szCs w:val="28"/>
+        </w:rPr>
+        <w:t xml:space="preserve"> (например, «Центр» -&gt; «Китай-город», «Арбат»). </w:t>
       </w:r>
     </w:p>
     <w:p>
@@ -1837,6 +1942,7 @@
       </w:pPr>
       <w:r>
         <w:rPr>
+          <w:noProof/>
           <w:szCs w:val="28"/>
         </w:rPr>
         <w:lastRenderedPageBreak/>
@@ -1908,6 +2014,244 @@
           <w:rFonts w:cs="Times New Roman"/>
           <w:szCs w:val="28"/>
         </w:rPr>
+        <w:t>/// &lt;</w:t>
+      </w:r>
+      <w:proofErr w:type="spellStart"/>
+      <w:r>
+        <w:rPr>
+          <w:rFonts w:cs="Times New Roman"/>
+          <w:szCs w:val="28"/>
+        </w:rPr>
+        <w:t>summary</w:t>
+      </w:r>
+      <w:proofErr w:type="spellEnd"/>
+      <w:r>
+        <w:rPr>
+          <w:rFonts w:cs="Times New Roman"/>
+          <w:szCs w:val="28"/>
+        </w:rPr>
+        <w:t>&gt;</w:t>
+      </w:r>
+    </w:p>
+    <w:p>
+      <w:pPr>
+        <w:spacing w:after="0" w:line="360" w:lineRule="auto"/>
+        <w:ind w:firstLine="709"/>
+        <w:jc w:val="both"/>
+        <w:rPr>
+          <w:rFonts w:cs="Times New Roman"/>
+          <w:szCs w:val="28"/>
+        </w:rPr>
+      </w:pPr>
+      <w:r>
+        <w:rPr>
+          <w:rFonts w:cs="Times New Roman"/>
+          <w:szCs w:val="28"/>
+        </w:rPr>
+        <w:t xml:space="preserve">/// </w:t>
+      </w:r>
+      <w:proofErr w:type="spellStart"/>
+      <w:r>
+        <w:rPr>
+          <w:rFonts w:cs="Times New Roman"/>
+          <w:szCs w:val="28"/>
+        </w:rPr>
+        <w:t>Component</w:t>
+      </w:r>
+      <w:proofErr w:type="spellEnd"/>
+      <w:r>
+        <w:rPr>
+          <w:rFonts w:cs="Times New Roman"/>
+          <w:szCs w:val="28"/>
+        </w:rPr>
+        <w:t xml:space="preserve"> в паттерне Компоновщик: общий интерфейс</w:t>
+      </w:r>
+    </w:p>
+    <w:p>
+      <w:pPr>
+        <w:spacing w:after="0" w:line="360" w:lineRule="auto"/>
+        <w:ind w:firstLine="709"/>
+        <w:jc w:val="both"/>
+        <w:rPr>
+          <w:rFonts w:cs="Times New Roman"/>
+          <w:szCs w:val="28"/>
+        </w:rPr>
+      </w:pPr>
+      <w:r>
+        <w:rPr>
+          <w:rFonts w:cs="Times New Roman"/>
+          <w:szCs w:val="28"/>
+        </w:rPr>
+        <w:t>/// для листа (точки) и группы (региона).</w:t>
+      </w:r>
+    </w:p>
+    <w:p>
+      <w:pPr>
+        <w:spacing w:after="0" w:line="360" w:lineRule="auto"/>
+        <w:ind w:firstLine="709"/>
+        <w:jc w:val="both"/>
+        <w:rPr>
+          <w:rFonts w:cs="Times New Roman"/>
+          <w:szCs w:val="28"/>
+          <w:lang w:val="en-US"/>
+        </w:rPr>
+      </w:pPr>
+      <w:r>
+        <w:rPr>
+          <w:rFonts w:cs="Times New Roman"/>
+          <w:szCs w:val="28"/>
+          <w:lang w:val="en-US"/>
+        </w:rPr>
+        <w:t>/// &lt;/summary&gt;</w:t>
+      </w:r>
+    </w:p>
+    <w:p>
+      <w:pPr>
+        <w:spacing w:after="0" w:line="360" w:lineRule="auto"/>
+        <w:ind w:firstLine="709"/>
+        <w:jc w:val="both"/>
+        <w:rPr>
+          <w:rFonts w:cs="Times New Roman"/>
+          <w:szCs w:val="28"/>
+          <w:lang w:val="en-US"/>
+        </w:rPr>
+      </w:pPr>
+      <w:r>
+        <w:rPr>
+          <w:rFonts w:cs="Times New Roman"/>
+          <w:szCs w:val="28"/>
+          <w:lang w:val="en-US"/>
+        </w:rPr>
+        <w:t xml:space="preserve">public interface </w:t>
+      </w:r>
+      <w:proofErr w:type="spellStart"/>
+      <w:r>
+        <w:rPr>
+          <w:rFonts w:cs="Times New Roman"/>
+          <w:szCs w:val="28"/>
+          <w:lang w:val="en-US"/>
+        </w:rPr>
+        <w:t>IMapComponent</w:t>
+      </w:r>
+      <w:proofErr w:type="spellEnd"/>
+    </w:p>
+    <w:p>
+      <w:pPr>
+        <w:spacing w:after="0" w:line="360" w:lineRule="auto"/>
+        <w:ind w:firstLine="709"/>
+        <w:jc w:val="both"/>
+        <w:rPr>
+          <w:rFonts w:cs="Times New Roman"/>
+          <w:szCs w:val="28"/>
+          <w:lang w:val="en-US"/>
+        </w:rPr>
+      </w:pPr>
+      <w:r>
+        <w:rPr>
+          <w:rFonts w:cs="Times New Roman"/>
+          <w:szCs w:val="28"/>
+          <w:lang w:val="en-US"/>
+        </w:rPr>
+        <w:t>{</w:t>
+      </w:r>
+    </w:p>
+    <w:p>
+      <w:pPr>
+        <w:spacing w:after="0" w:line="360" w:lineRule="auto"/>
+        <w:ind w:firstLine="709"/>
+        <w:jc w:val="both"/>
+        <w:rPr>
+          <w:rFonts w:cs="Times New Roman"/>
+          <w:szCs w:val="28"/>
+          <w:lang w:val="en-US"/>
+        </w:rPr>
+      </w:pPr>
+      <w:r>
+        <w:rPr>
+          <w:rFonts w:cs="Times New Roman"/>
+          <w:szCs w:val="28"/>
+          <w:lang w:val="en-US"/>
+        </w:rPr>
+        <w:t xml:space="preserve">    string Name { get; }</w:t>
+      </w:r>
+    </w:p>
+    <w:p>
+      <w:pPr>
+        <w:spacing w:after="0" w:line="360" w:lineRule="auto"/>
+        <w:ind w:firstLine="709"/>
+        <w:jc w:val="both"/>
+        <w:rPr>
+          <w:rFonts w:cs="Times New Roman"/>
+          <w:szCs w:val="28"/>
+          <w:lang w:val="en-US"/>
+        </w:rPr>
+      </w:pPr>
+      <w:r>
+        <w:rPr>
+          <w:rFonts w:cs="Times New Roman"/>
+          <w:szCs w:val="28"/>
+          <w:lang w:val="en-US"/>
+        </w:rPr>
+        <w:t xml:space="preserve">    string Describe();</w:t>
+      </w:r>
+    </w:p>
+    <w:p>
+      <w:pPr>
+        <w:spacing w:after="0" w:line="360" w:lineRule="auto"/>
+        <w:ind w:firstLine="709"/>
+        <w:jc w:val="both"/>
+        <w:rPr>
+          <w:rFonts w:cs="Times New Roman"/>
+          <w:szCs w:val="28"/>
+          <w:lang w:val="en-US"/>
+        </w:rPr>
+      </w:pPr>
+      <w:r>
+        <w:rPr>
+          <w:rFonts w:cs="Times New Roman"/>
+          <w:szCs w:val="28"/>
+          <w:lang w:val="en-US"/>
+        </w:rPr>
+        <w:t xml:space="preserve">    int Count();</w:t>
+      </w:r>
+    </w:p>
+    <w:p>
+      <w:pPr>
+        <w:spacing w:after="0" w:line="360" w:lineRule="auto"/>
+        <w:ind w:firstLine="709"/>
+        <w:jc w:val="both"/>
+        <w:rPr>
+          <w:rFonts w:cs="Times New Roman"/>
+          <w:szCs w:val="28"/>
+          <w:lang w:val="en-US"/>
+        </w:rPr>
+      </w:pPr>
+      <w:r>
+        <w:rPr>
+          <w:rFonts w:cs="Times New Roman"/>
+          <w:szCs w:val="28"/>
+          <w:lang w:val="en-US"/>
+        </w:rPr>
+        <w:t>}</w:t>
+      </w:r>
+    </w:p>
+    <w:p>
+      <w:pPr>
+        <w:spacing w:after="0" w:line="360" w:lineRule="auto"/>
+        <w:ind w:firstLine="709"/>
+        <w:jc w:val="both"/>
+        <w:rPr>
+          <w:rFonts w:cs="Times New Roman"/>
+          <w:szCs w:val="28"/>
+          <w:lang w:val="en-US"/>
+        </w:rPr>
+      </w:pPr>
+      <w:r>
+        <w:rPr>
+          <w:rFonts w:cs="Times New Roman"/>
+          <w:szCs w:val="28"/>
+          <w:lang w:val="en-US"/>
+        </w:rPr>
         <w:t>/// &lt;summary&gt;</w:t>
       </w:r>
     </w:p>
@@ -1926,25 +2270,23 @@
           <w:rFonts w:cs="Times New Roman"/>
           <w:szCs w:val="28"/>
         </w:rPr>
-        <w:t>/// Component в паттерне Компоновщик: общий интерфейс</w:t>
-      </w:r>
-    </w:p>
-    <w:p>
-      <w:pPr>
-        <w:spacing w:after="0" w:line="360" w:lineRule="auto"/>
-        <w:ind w:firstLine="709"/>
-        <w:jc w:val="both"/>
-        <w:rPr>
-          <w:rFonts w:cs="Times New Roman"/>
-          <w:szCs w:val="28"/>
-        </w:rPr>
-      </w:pPr>
-      <w:r>
-        <w:rPr>
-          <w:rFonts w:cs="Times New Roman"/>
-          <w:szCs w:val="28"/>
-        </w:rPr>
-        <w:t>/// для листа (точки) и группы (региона).</w:t>
+        <w:t xml:space="preserve">/// </w:t>
+      </w:r>
+      <w:proofErr w:type="spellStart"/>
+      <w:r>
+        <w:rPr>
+          <w:rFonts w:cs="Times New Roman"/>
+          <w:szCs w:val="28"/>
+        </w:rPr>
+        <w:t>Leaf</w:t>
+      </w:r>
+      <w:proofErr w:type="spellEnd"/>
+      <w:r>
+        <w:rPr>
+          <w:rFonts w:cs="Times New Roman"/>
+          <w:szCs w:val="28"/>
+        </w:rPr>
+        <w:t xml:space="preserve"> в паттерне Компоновщик: конечная точка интереса.</w:t>
       </w:r>
     </w:p>
     <w:p>
@@ -1984,8 +2326,36 @@
           <w:szCs w:val="28"/>
           <w:lang w:val="en-US"/>
         </w:rPr>
-        <w:t>public interface IMapComponent</w:t>
-      </w:r>
+        <w:t xml:space="preserve">public sealed class </w:t>
+      </w:r>
+      <w:proofErr w:type="spellStart"/>
+      <w:r>
+        <w:rPr>
+          <w:rFonts w:cs="Times New Roman"/>
+          <w:szCs w:val="28"/>
+          <w:lang w:val="en-US"/>
+        </w:rPr>
+        <w:t>PointOfInterestLeaf</w:t>
+      </w:r>
+      <w:proofErr w:type="spellEnd"/>
+      <w:r>
+        <w:rPr>
+          <w:rFonts w:cs="Times New Roman"/>
+          <w:szCs w:val="28"/>
+          <w:lang w:val="en-US"/>
+        </w:rPr>
+        <w:t xml:space="preserve"> : </w:t>
+      </w:r>
+      <w:proofErr w:type="spellStart"/>
+      <w:r>
+        <w:rPr>
+          <w:rFonts w:cs="Times New Roman"/>
+          <w:szCs w:val="28"/>
+          <w:lang w:val="en-US"/>
+        </w:rPr>
+        <w:t>IMapComponent</w:t>
+      </w:r>
+      <w:proofErr w:type="spellEnd"/>
     </w:p>
     <w:p>
       <w:pPr>
@@ -2024,184 +2394,6 @@
           <w:szCs w:val="28"/>
           <w:lang w:val="en-US"/>
         </w:rPr>
-        <w:t xml:space="preserve">    string Name { get; }</w:t>
-      </w:r>
-    </w:p>
-    <w:p>
-      <w:pPr>
-        <w:spacing w:after="0" w:line="360" w:lineRule="auto"/>
-        <w:ind w:firstLine="709"/>
-        <w:jc w:val="both"/>
-        <w:rPr>
-          <w:rFonts w:cs="Times New Roman"/>
-          <w:szCs w:val="28"/>
-          <w:lang w:val="en-US"/>
-        </w:rPr>
-      </w:pPr>
-      <w:r>
-        <w:rPr>
-          <w:rFonts w:cs="Times New Roman"/>
-          <w:szCs w:val="28"/>
-          <w:lang w:val="en-US"/>
-        </w:rPr>
-        <w:t xml:space="preserve">    string Describe();</w:t>
-      </w:r>
-    </w:p>
-    <w:p>
-      <w:pPr>
-        <w:spacing w:after="0" w:line="360" w:lineRule="auto"/>
-        <w:ind w:firstLine="709"/>
-        <w:jc w:val="both"/>
-        <w:rPr>
-          <w:rFonts w:cs="Times New Roman"/>
-          <w:szCs w:val="28"/>
-          <w:lang w:val="en-US"/>
-        </w:rPr>
-      </w:pPr>
-      <w:r>
-        <w:rPr>
-          <w:rFonts w:cs="Times New Roman"/>
-          <w:szCs w:val="28"/>
-          <w:lang w:val="en-US"/>
-        </w:rPr>
-        <w:t xml:space="preserve">    int Count();</w:t>
-      </w:r>
-    </w:p>
-    <w:p>
-      <w:pPr>
-        <w:spacing w:after="0" w:line="360" w:lineRule="auto"/>
-        <w:ind w:firstLine="709"/>
-        <w:jc w:val="both"/>
-        <w:rPr>
-          <w:rFonts w:cs="Times New Roman"/>
-          <w:szCs w:val="28"/>
-          <w:lang w:val="en-US"/>
-        </w:rPr>
-      </w:pPr>
-      <w:r>
-        <w:rPr>
-          <w:rFonts w:cs="Times New Roman"/>
-          <w:szCs w:val="28"/>
-          <w:lang w:val="en-US"/>
-        </w:rPr>
-        <w:t>}</w:t>
-      </w:r>
-    </w:p>
-    <w:p>
-      <w:pPr>
-        <w:spacing w:after="0" w:line="360" w:lineRule="auto"/>
-        <w:ind w:firstLine="709"/>
-        <w:jc w:val="both"/>
-        <w:rPr>
-          <w:rFonts w:cs="Times New Roman"/>
-          <w:szCs w:val="28"/>
-          <w:lang w:val="en-US"/>
-        </w:rPr>
-      </w:pPr>
-      <w:r>
-        <w:rPr>
-          <w:rFonts w:cs="Times New Roman"/>
-          <w:szCs w:val="28"/>
-          <w:lang w:val="en-US"/>
-        </w:rPr>
-        <w:t>/// &lt;summary&gt;</w:t>
-      </w:r>
-    </w:p>
-    <w:p>
-      <w:pPr>
-        <w:spacing w:after="0" w:line="360" w:lineRule="auto"/>
-        <w:ind w:firstLine="709"/>
-        <w:jc w:val="both"/>
-        <w:rPr>
-          <w:rFonts w:cs="Times New Roman"/>
-          <w:szCs w:val="28"/>
-        </w:rPr>
-      </w:pPr>
-      <w:r>
-        <w:rPr>
-          <w:rFonts w:cs="Times New Roman"/>
-          <w:szCs w:val="28"/>
-        </w:rPr>
-        <w:t>/// Leaf в паттерне Компоновщик: конечная точка интереса.</w:t>
-      </w:r>
-    </w:p>
-    <w:p>
-      <w:pPr>
-        <w:spacing w:after="0" w:line="360" w:lineRule="auto"/>
-        <w:ind w:firstLine="709"/>
-        <w:jc w:val="both"/>
-        <w:rPr>
-          <w:rFonts w:cs="Times New Roman"/>
-          <w:szCs w:val="28"/>
-          <w:lang w:val="en-US"/>
-        </w:rPr>
-      </w:pPr>
-      <w:r>
-        <w:rPr>
-          <w:rFonts w:cs="Times New Roman"/>
-          <w:szCs w:val="28"/>
-          <w:lang w:val="en-US"/>
-        </w:rPr>
-        <w:t>/// &lt;/summary&gt;</w:t>
-      </w:r>
-    </w:p>
-    <w:p>
-      <w:pPr>
-        <w:spacing w:after="0" w:line="360" w:lineRule="auto"/>
-        <w:ind w:firstLine="709"/>
-        <w:jc w:val="both"/>
-        <w:rPr>
-          <w:rFonts w:cs="Times New Roman"/>
-          <w:szCs w:val="28"/>
-          <w:lang w:val="en-US"/>
-        </w:rPr>
-      </w:pPr>
-      <w:r>
-        <w:rPr>
-          <w:rFonts w:cs="Times New Roman"/>
-          <w:szCs w:val="28"/>
-          <w:lang w:val="en-US"/>
-        </w:rPr>
-        <w:t>public sealed class PointOfInterestLeaf : IMapComponent</w:t>
-      </w:r>
-    </w:p>
-    <w:p>
-      <w:pPr>
-        <w:spacing w:after="0" w:line="360" w:lineRule="auto"/>
-        <w:ind w:firstLine="709"/>
-        <w:jc w:val="both"/>
-        <w:rPr>
-          <w:rFonts w:cs="Times New Roman"/>
-          <w:szCs w:val="28"/>
-          <w:lang w:val="en-US"/>
-        </w:rPr>
-      </w:pPr>
-      <w:r>
-        <w:rPr>
-          <w:rFonts w:cs="Times New Roman"/>
-          <w:szCs w:val="28"/>
-          <w:lang w:val="en-US"/>
-        </w:rPr>
-        <w:t>{</w:t>
-      </w:r>
-    </w:p>
-    <w:p>
-      <w:pPr>
-        <w:spacing w:after="0" w:line="360" w:lineRule="auto"/>
-        <w:ind w:firstLine="709"/>
-        <w:jc w:val="both"/>
-        <w:rPr>
-          <w:rFonts w:cs="Times New Roman"/>
-          <w:szCs w:val="28"/>
-          <w:lang w:val="en-US"/>
-        </w:rPr>
-      </w:pPr>
-      <w:r>
-        <w:rPr>
-          <w:rFonts w:cs="Times New Roman"/>
-          <w:szCs w:val="28"/>
-          <w:lang w:val="en-US"/>
-        </w:rPr>
         <w:t xml:space="preserve">    public string Name { get; }</w:t>
       </w:r>
     </w:p>
@@ -2274,7 +2466,25 @@
           <w:szCs w:val="28"/>
           <w:lang w:val="en-US"/>
         </w:rPr>
-        <w:t xml:space="preserve">    public PointOfInterestLeaf(string name, string category, string coordinate)</w:t>
+        <w:t xml:space="preserve">    public </w:t>
+      </w:r>
+      <w:proofErr w:type="spellStart"/>
+      <w:r>
+        <w:rPr>
+          <w:rFonts w:cs="Times New Roman"/>
+          <w:szCs w:val="28"/>
+          <w:lang w:val="en-US"/>
+        </w:rPr>
+        <w:t>PointOfInterestLeaf</w:t>
+      </w:r>
+      <w:proofErr w:type="spellEnd"/>
+      <w:r>
+        <w:rPr>
+          <w:rFonts w:cs="Times New Roman"/>
+          <w:szCs w:val="28"/>
+          <w:lang w:val="en-US"/>
+        </w:rPr>
+        <w:t>(string name, string category, string coordinate)</w:t>
       </w:r>
     </w:p>
     <w:p>
@@ -2592,7 +2802,23 @@
           <w:rFonts w:cs="Times New Roman"/>
           <w:szCs w:val="28"/>
         </w:rPr>
-        <w:t>/// содержит дочерние компоненты (точки или подрегионы).</w:t>
+        <w:t xml:space="preserve">/// содержит дочерние компоненты (точки или </w:t>
+      </w:r>
+      <w:proofErr w:type="spellStart"/>
+      <w:r>
+        <w:rPr>
+          <w:rFonts w:cs="Times New Roman"/>
+          <w:szCs w:val="28"/>
+        </w:rPr>
+        <w:t>подрегионы</w:t>
+      </w:r>
+      <w:proofErr w:type="spellEnd"/>
+      <w:r>
+        <w:rPr>
+          <w:rFonts w:cs="Times New Roman"/>
+          <w:szCs w:val="28"/>
+        </w:rPr>
+        <w:t>).</w:t>
       </w:r>
     </w:p>
     <w:p>
@@ -2632,8 +2858,36 @@
           <w:szCs w:val="28"/>
           <w:lang w:val="en-US"/>
         </w:rPr>
-        <w:t>public sealed class MapRegionComposite : IMapComponent</w:t>
-      </w:r>
+        <w:t xml:space="preserve">public sealed class </w:t>
+      </w:r>
+      <w:proofErr w:type="spellStart"/>
+      <w:r>
+        <w:rPr>
+          <w:rFonts w:cs="Times New Roman"/>
+          <w:szCs w:val="28"/>
+          <w:lang w:val="en-US"/>
+        </w:rPr>
+        <w:t>MapRegionComposite</w:t>
+      </w:r>
+      <w:proofErr w:type="spellEnd"/>
+      <w:r>
+        <w:rPr>
+          <w:rFonts w:cs="Times New Roman"/>
+          <w:szCs w:val="28"/>
+          <w:lang w:val="en-US"/>
+        </w:rPr>
+        <w:t xml:space="preserve"> : </w:t>
+      </w:r>
+      <w:proofErr w:type="spellStart"/>
+      <w:r>
+        <w:rPr>
+          <w:rFonts w:cs="Times New Roman"/>
+          <w:szCs w:val="28"/>
+          <w:lang w:val="en-US"/>
+        </w:rPr>
+        <w:t>IMapComponent</w:t>
+      </w:r>
+      <w:proofErr w:type="spellEnd"/>
     </w:p>
     <w:p>
       <w:pPr>
@@ -2692,39 +2946,93 @@
           <w:szCs w:val="28"/>
           <w:lang w:val="en-US"/>
         </w:rPr>
-        <w:t xml:space="preserve">    private readonly List&lt;IMapComponent&gt; _children = new();</w:t>
-      </w:r>
-    </w:p>
-    <w:p>
-      <w:pPr>
-        <w:spacing w:after="0" w:line="360" w:lineRule="auto"/>
-        <w:ind w:firstLine="709"/>
-        <w:jc w:val="both"/>
-        <w:rPr>
-          <w:rFonts w:cs="Times New Roman"/>
-          <w:szCs w:val="28"/>
-          <w:lang w:val="en-US"/>
-        </w:rPr>
-      </w:pPr>
-    </w:p>
-    <w:p>
-      <w:pPr>
-        <w:spacing w:after="0" w:line="360" w:lineRule="auto"/>
-        <w:ind w:firstLine="709"/>
-        <w:jc w:val="both"/>
-        <w:rPr>
-          <w:rFonts w:cs="Times New Roman"/>
-          <w:szCs w:val="28"/>
-          <w:lang w:val="en-US"/>
-        </w:rPr>
-      </w:pPr>
-      <w:r>
-        <w:rPr>
-          <w:rFonts w:cs="Times New Roman"/>
-          <w:szCs w:val="28"/>
-          <w:lang w:val="en-US"/>
-        </w:rPr>
-        <w:t xml:space="preserve">    public MapRegionComposite(string name)</w:t>
+        <w:t xml:space="preserve">    private </w:t>
+      </w:r>
+      <w:proofErr w:type="spellStart"/>
+      <w:r>
+        <w:rPr>
+          <w:rFonts w:cs="Times New Roman"/>
+          <w:szCs w:val="28"/>
+          <w:lang w:val="en-US"/>
+        </w:rPr>
+        <w:t>readonly</w:t>
+      </w:r>
+      <w:proofErr w:type="spellEnd"/>
+      <w:r>
+        <w:rPr>
+          <w:rFonts w:cs="Times New Roman"/>
+          <w:szCs w:val="28"/>
+          <w:lang w:val="en-US"/>
+        </w:rPr>
+        <w:t xml:space="preserve"> List&lt;</w:t>
+      </w:r>
+      <w:proofErr w:type="spellStart"/>
+      <w:r>
+        <w:rPr>
+          <w:rFonts w:cs="Times New Roman"/>
+          <w:szCs w:val="28"/>
+          <w:lang w:val="en-US"/>
+        </w:rPr>
+        <w:t>IMapComponent</w:t>
+      </w:r>
+      <w:proofErr w:type="spellEnd"/>
+      <w:r>
+        <w:rPr>
+          <w:rFonts w:cs="Times New Roman"/>
+          <w:szCs w:val="28"/>
+          <w:lang w:val="en-US"/>
+        </w:rPr>
+        <w:t>&gt; _children = new();</w:t>
+      </w:r>
+    </w:p>
+    <w:p>
+      <w:pPr>
+        <w:spacing w:after="0" w:line="360" w:lineRule="auto"/>
+        <w:ind w:firstLine="709"/>
+        <w:jc w:val="both"/>
+        <w:rPr>
+          <w:rFonts w:cs="Times New Roman"/>
+          <w:szCs w:val="28"/>
+          <w:lang w:val="en-US"/>
+        </w:rPr>
+      </w:pPr>
+    </w:p>
+    <w:p>
+      <w:pPr>
+        <w:spacing w:after="0" w:line="360" w:lineRule="auto"/>
+        <w:ind w:firstLine="709"/>
+        <w:jc w:val="both"/>
+        <w:rPr>
+          <w:rFonts w:cs="Times New Roman"/>
+          <w:szCs w:val="28"/>
+          <w:lang w:val="en-US"/>
+        </w:rPr>
+      </w:pPr>
+      <w:r>
+        <w:rPr>
+          <w:rFonts w:cs="Times New Roman"/>
+          <w:szCs w:val="28"/>
+          <w:lang w:val="en-US"/>
+        </w:rPr>
+        <w:t xml:space="preserve">    public </w:t>
+      </w:r>
+      <w:proofErr w:type="spellStart"/>
+      <w:r>
+        <w:rPr>
+          <w:rFonts w:cs="Times New Roman"/>
+          <w:szCs w:val="28"/>
+          <w:lang w:val="en-US"/>
+        </w:rPr>
+        <w:t>MapRegionComposite</w:t>
+      </w:r>
+      <w:proofErr w:type="spellEnd"/>
+      <w:r>
+        <w:rPr>
+          <w:rFonts w:cs="Times New Roman"/>
+          <w:szCs w:val="28"/>
+          <w:lang w:val="en-US"/>
+        </w:rPr>
+        <w:t>(string name)</w:t>
       </w:r>
     </w:p>
     <w:p>
@@ -2816,39 +3124,111 @@
           <w:szCs w:val="28"/>
           <w:lang w:val="en-US"/>
         </w:rPr>
-        <w:t xml:space="preserve">    public void Add(IMapComponent child) =&gt; _children.Add(child);</w:t>
-      </w:r>
-    </w:p>
-    <w:p>
-      <w:pPr>
-        <w:spacing w:after="0" w:line="360" w:lineRule="auto"/>
-        <w:ind w:firstLine="709"/>
-        <w:jc w:val="both"/>
-        <w:rPr>
-          <w:rFonts w:cs="Times New Roman"/>
-          <w:szCs w:val="28"/>
-          <w:lang w:val="en-US"/>
-        </w:rPr>
-      </w:pPr>
-    </w:p>
-    <w:p>
-      <w:pPr>
-        <w:spacing w:after="0" w:line="360" w:lineRule="auto"/>
-        <w:ind w:firstLine="709"/>
-        <w:jc w:val="both"/>
-        <w:rPr>
-          <w:rFonts w:cs="Times New Roman"/>
-          <w:szCs w:val="28"/>
-          <w:lang w:val="en-US"/>
-        </w:rPr>
-      </w:pPr>
-      <w:r>
-        <w:rPr>
-          <w:rFonts w:cs="Times New Roman"/>
-          <w:szCs w:val="28"/>
-          <w:lang w:val="en-US"/>
-        </w:rPr>
-        <w:t xml:space="preserve">    public bool Remove(IMapComponent child) =&gt; _children.Remove(child);</w:t>
+        <w:t xml:space="preserve">    public void Add(</w:t>
+      </w:r>
+      <w:proofErr w:type="spellStart"/>
+      <w:r>
+        <w:rPr>
+          <w:rFonts w:cs="Times New Roman"/>
+          <w:szCs w:val="28"/>
+          <w:lang w:val="en-US"/>
+        </w:rPr>
+        <w:t>IMapComponent</w:t>
+      </w:r>
+      <w:proofErr w:type="spellEnd"/>
+      <w:r>
+        <w:rPr>
+          <w:rFonts w:cs="Times New Roman"/>
+          <w:szCs w:val="28"/>
+          <w:lang w:val="en-US"/>
+        </w:rPr>
+        <w:t xml:space="preserve"> child) =&gt; _</w:t>
+      </w:r>
+      <w:proofErr w:type="spellStart"/>
+      <w:r>
+        <w:rPr>
+          <w:rFonts w:cs="Times New Roman"/>
+          <w:szCs w:val="28"/>
+          <w:lang w:val="en-US"/>
+        </w:rPr>
+        <w:t>children.Add</w:t>
+      </w:r>
+      <w:proofErr w:type="spellEnd"/>
+      <w:r>
+        <w:rPr>
+          <w:rFonts w:cs="Times New Roman"/>
+          <w:szCs w:val="28"/>
+          <w:lang w:val="en-US"/>
+        </w:rPr>
+        <w:t>(child);</w:t>
+      </w:r>
+    </w:p>
+    <w:p>
+      <w:pPr>
+        <w:spacing w:after="0" w:line="360" w:lineRule="auto"/>
+        <w:ind w:firstLine="709"/>
+        <w:jc w:val="both"/>
+        <w:rPr>
+          <w:rFonts w:cs="Times New Roman"/>
+          <w:szCs w:val="28"/>
+          <w:lang w:val="en-US"/>
+        </w:rPr>
+      </w:pPr>
+    </w:p>
+    <w:p>
+      <w:pPr>
+        <w:spacing w:after="0" w:line="360" w:lineRule="auto"/>
+        <w:ind w:firstLine="709"/>
+        <w:jc w:val="both"/>
+        <w:rPr>
+          <w:rFonts w:cs="Times New Roman"/>
+          <w:szCs w:val="28"/>
+          <w:lang w:val="en-US"/>
+        </w:rPr>
+      </w:pPr>
+      <w:r>
+        <w:rPr>
+          <w:rFonts w:cs="Times New Roman"/>
+          <w:szCs w:val="28"/>
+          <w:lang w:val="en-US"/>
+        </w:rPr>
+        <w:t xml:space="preserve">    public bool Remove(</w:t>
+      </w:r>
+      <w:proofErr w:type="spellStart"/>
+      <w:r>
+        <w:rPr>
+          <w:rFonts w:cs="Times New Roman"/>
+          <w:szCs w:val="28"/>
+          <w:lang w:val="en-US"/>
+        </w:rPr>
+        <w:t>IMapComponent</w:t>
+      </w:r>
+      <w:proofErr w:type="spellEnd"/>
+      <w:r>
+        <w:rPr>
+          <w:rFonts w:cs="Times New Roman"/>
+          <w:szCs w:val="28"/>
+          <w:lang w:val="en-US"/>
+        </w:rPr>
+        <w:t xml:space="preserve"> child) =&gt; _</w:t>
+      </w:r>
+      <w:proofErr w:type="spellStart"/>
+      <w:r>
+        <w:rPr>
+          <w:rFonts w:cs="Times New Roman"/>
+          <w:szCs w:val="28"/>
+          <w:lang w:val="en-US"/>
+        </w:rPr>
+        <w:t>children.Remove</w:t>
+      </w:r>
+      <w:proofErr w:type="spellEnd"/>
+      <w:r>
+        <w:rPr>
+          <w:rFonts w:cs="Times New Roman"/>
+          <w:szCs w:val="28"/>
+          <w:lang w:val="en-US"/>
+        </w:rPr>
+        <w:t>(child);</w:t>
       </w:r>
     </w:p>
     <w:p>
@@ -2941,7 +3321,25 @@
           <w:szCs w:val="28"/>
           <w:lang w:val="en-US"/>
         </w:rPr>
-        <w:t xml:space="preserve">        sb.AppendLine($"[</w:t>
+        <w:t xml:space="preserve">        </w:t>
+      </w:r>
+      <w:proofErr w:type="spellStart"/>
+      <w:r>
+        <w:rPr>
+          <w:rFonts w:cs="Times New Roman"/>
+          <w:szCs w:val="28"/>
+          <w:lang w:val="en-US"/>
+        </w:rPr>
+        <w:t>sb.AppendLine</w:t>
+      </w:r>
+      <w:proofErr w:type="spellEnd"/>
+      <w:r>
+        <w:rPr>
+          <w:rFonts w:cs="Times New Roman"/>
+          <w:szCs w:val="28"/>
+          <w:lang w:val="en-US"/>
+        </w:rPr>
+        <w:t>($"[</w:t>
       </w:r>
       <w:r>
         <w:rPr>
@@ -3003,7 +3401,25 @@
           <w:szCs w:val="28"/>
           <w:lang w:val="en-US"/>
         </w:rPr>
-        <w:t xml:space="preserve">        foreach (IMapComponent child in _children)</w:t>
+        <w:t xml:space="preserve">        foreach (</w:t>
+      </w:r>
+      <w:proofErr w:type="spellStart"/>
+      <w:r>
+        <w:rPr>
+          <w:rFonts w:cs="Times New Roman"/>
+          <w:szCs w:val="28"/>
+          <w:lang w:val="en-US"/>
+        </w:rPr>
+        <w:t>IMapComponent</w:t>
+      </w:r>
+      <w:proofErr w:type="spellEnd"/>
+      <w:r>
+        <w:rPr>
+          <w:rFonts w:cs="Times New Roman"/>
+          <w:szCs w:val="28"/>
+          <w:lang w:val="en-US"/>
+        </w:rPr>
+        <w:t xml:space="preserve"> child in _children)</w:t>
       </w:r>
     </w:p>
     <w:p>
@@ -3043,7 +3459,43 @@
           <w:szCs w:val="28"/>
           <w:lang w:val="en-US"/>
         </w:rPr>
-        <w:t xml:space="preserve">            sb.AppendLine(child.Describe());</w:t>
+        <w:t xml:space="preserve">            </w:t>
+      </w:r>
+      <w:proofErr w:type="spellStart"/>
+      <w:r>
+        <w:rPr>
+          <w:rFonts w:cs="Times New Roman"/>
+          <w:szCs w:val="28"/>
+          <w:lang w:val="en-US"/>
+        </w:rPr>
+        <w:t>sb.AppendLine</w:t>
+      </w:r>
+      <w:proofErr w:type="spellEnd"/>
+      <w:r>
+        <w:rPr>
+          <w:rFonts w:cs="Times New Roman"/>
+          <w:szCs w:val="28"/>
+          <w:lang w:val="en-US"/>
+        </w:rPr>
+        <w:t>(</w:t>
+      </w:r>
+      <w:proofErr w:type="spellStart"/>
+      <w:r>
+        <w:rPr>
+          <w:rFonts w:cs="Times New Roman"/>
+          <w:szCs w:val="28"/>
+          <w:lang w:val="en-US"/>
+        </w:rPr>
+        <w:t>child.Describe</w:t>
+      </w:r>
+      <w:proofErr w:type="spellEnd"/>
+      <w:r>
+        <w:rPr>
+          <w:rFonts w:cs="Times New Roman"/>
+          <w:szCs w:val="28"/>
+          <w:lang w:val="en-US"/>
+        </w:rPr>
+        <w:t>());</w:t>
       </w:r>
     </w:p>
     <w:p>
@@ -3095,7 +3547,43 @@
           <w:szCs w:val="28"/>
           <w:lang w:val="en-US"/>
         </w:rPr>
-        <w:t xml:space="preserve">        return sb.ToString().TrimEnd();</w:t>
+        <w:t xml:space="preserve">        return </w:t>
+      </w:r>
+      <w:proofErr w:type="spellStart"/>
+      <w:r>
+        <w:rPr>
+          <w:rFonts w:cs="Times New Roman"/>
+          <w:szCs w:val="28"/>
+          <w:lang w:val="en-US"/>
+        </w:rPr>
+        <w:t>sb.ToString</w:t>
+      </w:r>
+      <w:proofErr w:type="spellEnd"/>
+      <w:r>
+        <w:rPr>
+          <w:rFonts w:cs="Times New Roman"/>
+          <w:szCs w:val="28"/>
+          <w:lang w:val="en-US"/>
+        </w:rPr>
+        <w:t>().</w:t>
+      </w:r>
+      <w:proofErr w:type="spellStart"/>
+      <w:r>
+        <w:rPr>
+          <w:rFonts w:cs="Times New Roman"/>
+          <w:szCs w:val="28"/>
+          <w:lang w:val="en-US"/>
+        </w:rPr>
+        <w:t>TrimEnd</w:t>
+      </w:r>
+      <w:proofErr w:type="spellEnd"/>
+      <w:r>
+        <w:rPr>
+          <w:rFonts w:cs="Times New Roman"/>
+          <w:szCs w:val="28"/>
+          <w:lang w:val="en-US"/>
+        </w:rPr>
+        <w:t>();</w:t>
       </w:r>
     </w:p>
     <w:p>
@@ -3219,7 +3707,25 @@
           <w:szCs w:val="28"/>
           <w:lang w:val="en-US"/>
         </w:rPr>
-        <w:t xml:space="preserve">        foreach (IMapComponent child in _children)</w:t>
+        <w:t xml:space="preserve">        foreach (</w:t>
+      </w:r>
+      <w:proofErr w:type="spellStart"/>
+      <w:r>
+        <w:rPr>
+          <w:rFonts w:cs="Times New Roman"/>
+          <w:szCs w:val="28"/>
+          <w:lang w:val="en-US"/>
+        </w:rPr>
+        <w:t>IMapComponent</w:t>
+      </w:r>
+      <w:proofErr w:type="spellEnd"/>
+      <w:r>
+        <w:rPr>
+          <w:rFonts w:cs="Times New Roman"/>
+          <w:szCs w:val="28"/>
+          <w:lang w:val="en-US"/>
+        </w:rPr>
+        <w:t xml:space="preserve"> child in _children)</w:t>
       </w:r>
     </w:p>
     <w:p>
@@ -3259,7 +3765,25 @@
           <w:szCs w:val="28"/>
           <w:lang w:val="en-US"/>
         </w:rPr>
-        <w:t xml:space="preserve">            total += child.Count();</w:t>
+        <w:t xml:space="preserve">            total += </w:t>
+      </w:r>
+      <w:proofErr w:type="spellStart"/>
+      <w:r>
+        <w:rPr>
+          <w:rFonts w:cs="Times New Roman"/>
+          <w:szCs w:val="28"/>
+          <w:lang w:val="en-US"/>
+        </w:rPr>
+        <w:t>child.Count</w:t>
+      </w:r>
+      <w:proofErr w:type="spellEnd"/>
+      <w:r>
+        <w:rPr>
+          <w:rFonts w:cs="Times New Roman"/>
+          <w:szCs w:val="28"/>
+          <w:lang w:val="en-US"/>
+        </w:rPr>
+        <w:t>();</w:t>
       </w:r>
     </w:p>
     <w:p>
@@ -3322,33 +3846,20 @@
         <w:rPr>
           <w:rFonts w:cs="Times New Roman"/>
           <w:szCs w:val="28"/>
-          <w:lang w:val="en-US"/>
-        </w:rPr>
-      </w:pPr>
-      <w:r>
-        <w:rPr>
-          <w:rFonts w:cs="Times New Roman"/>
-          <w:szCs w:val="28"/>
-          <w:lang w:val="en-US"/>
-        </w:rPr>
-        <w:t xml:space="preserve">    }</w:t>
-      </w:r>
-    </w:p>
-    <w:p>
-      <w:pPr>
-        <w:spacing w:after="0" w:line="360" w:lineRule="auto"/>
-        <w:ind w:firstLine="709"/>
-        <w:jc w:val="both"/>
-        <w:rPr>
-          <w:rFonts w:cs="Times New Roman"/>
-          <w:szCs w:val="28"/>
-        </w:rPr>
-      </w:pPr>
-      <w:r>
-        <w:rPr>
-          <w:rFonts w:cs="Times New Roman"/>
-          <w:szCs w:val="28"/>
-          <w:lang w:val="en-US"/>
+        </w:rPr>
+      </w:pPr>
+      <w:r>
+        <w:rPr>
+          <w:rFonts w:cs="Times New Roman"/>
+          <w:szCs w:val="28"/>
+          <w:lang w:val="en-US"/>
+        </w:rPr>
+        <w:t xml:space="preserve">    </w:t>
+      </w:r>
+      <w:r>
+        <w:rPr>
+          <w:rFonts w:cs="Times New Roman"/>
+          <w:szCs w:val="28"/>
         </w:rPr>
         <w:t>}</w:t>
       </w:r>
@@ -3368,6 +3879,24 @@
           <w:rFonts w:cs="Times New Roman"/>
           <w:szCs w:val="28"/>
         </w:rPr>
+        <w:t>}</w:t>
+      </w:r>
+    </w:p>
+    <w:p>
+      <w:pPr>
+        <w:spacing w:after="0" w:line="360" w:lineRule="auto"/>
+        <w:ind w:firstLine="709"/>
+        <w:jc w:val="both"/>
+        <w:rPr>
+          <w:rFonts w:cs="Times New Roman"/>
+          <w:szCs w:val="28"/>
+        </w:rPr>
+      </w:pPr>
+      <w:r>
+        <w:rPr>
+          <w:rFonts w:cs="Times New Roman"/>
+          <w:szCs w:val="28"/>
+        </w:rPr>
         <w:t>Демонстрация</w:t>
       </w:r>
     </w:p>
@@ -3399,32 +3928,83 @@
           <w:szCs w:val="28"/>
         </w:rPr>
       </w:pPr>
-      <w:r>
-        <w:rPr>
-          <w:rFonts w:cs="Times New Roman"/>
-          <w:szCs w:val="28"/>
-        </w:rPr>
-        <w:t>PointOfInterestLeaf park = new("Центральный парк", "Парк", "55.7601, 37.6184");</w:t>
-      </w:r>
-    </w:p>
-    <w:p>
-      <w:pPr>
-        <w:spacing w:after="0" w:line="360" w:lineRule="auto"/>
-        <w:ind w:firstLine="709"/>
-        <w:jc w:val="both"/>
-        <w:rPr>
-          <w:rFonts w:cs="Times New Roman"/>
-          <w:szCs w:val="28"/>
-          <w:lang w:val="en-US"/>
-        </w:rPr>
-      </w:pPr>
-      <w:r>
-        <w:rPr>
-          <w:rFonts w:cs="Times New Roman"/>
-          <w:szCs w:val="28"/>
-          <w:lang w:val="en-US"/>
-        </w:rPr>
-        <w:t>PointOfInterestLeaf museum = new("</w:t>
+      <w:proofErr w:type="spellStart"/>
+      <w:r>
+        <w:rPr>
+          <w:rFonts w:cs="Times New Roman"/>
+          <w:szCs w:val="28"/>
+        </w:rPr>
+        <w:t>PointOfInterestLeaf</w:t>
+      </w:r>
+      <w:proofErr w:type="spellEnd"/>
+      <w:r>
+        <w:rPr>
+          <w:rFonts w:cs="Times New Roman"/>
+          <w:szCs w:val="28"/>
+        </w:rPr>
+        <w:t xml:space="preserve"> </w:t>
+      </w:r>
+      <w:proofErr w:type="spellStart"/>
+      <w:r>
+        <w:rPr>
+          <w:rFonts w:cs="Times New Roman"/>
+          <w:szCs w:val="28"/>
+        </w:rPr>
+        <w:t>park</w:t>
+      </w:r>
+      <w:proofErr w:type="spellEnd"/>
+      <w:r>
+        <w:rPr>
+          <w:rFonts w:cs="Times New Roman"/>
+          <w:szCs w:val="28"/>
+        </w:rPr>
+        <w:t xml:space="preserve"> = </w:t>
+      </w:r>
+      <w:proofErr w:type="spellStart"/>
+      <w:r>
+        <w:rPr>
+          <w:rFonts w:cs="Times New Roman"/>
+          <w:szCs w:val="28"/>
+        </w:rPr>
+        <w:t>new</w:t>
+      </w:r>
+      <w:proofErr w:type="spellEnd"/>
+      <w:r>
+        <w:rPr>
+          <w:rFonts w:cs="Times New Roman"/>
+          <w:szCs w:val="28"/>
+        </w:rPr>
+        <w:t>("Центральный парк", "Парк", "55.7601, 37.6184");</w:t>
+      </w:r>
+    </w:p>
+    <w:p>
+      <w:pPr>
+        <w:spacing w:after="0" w:line="360" w:lineRule="auto"/>
+        <w:ind w:firstLine="709"/>
+        <w:jc w:val="both"/>
+        <w:rPr>
+          <w:rFonts w:cs="Times New Roman"/>
+          <w:szCs w:val="28"/>
+          <w:lang w:val="en-US"/>
+        </w:rPr>
+      </w:pPr>
+      <w:proofErr w:type="spellStart"/>
+      <w:r>
+        <w:rPr>
+          <w:rFonts w:cs="Times New Roman"/>
+          <w:szCs w:val="28"/>
+          <w:lang w:val="en-US"/>
+        </w:rPr>
+        <w:t>PointOfInterestLeaf</w:t>
+      </w:r>
+      <w:proofErr w:type="spellEnd"/>
+      <w:r>
+        <w:rPr>
+          <w:rFonts w:cs="Times New Roman"/>
+          <w:szCs w:val="28"/>
+          <w:lang w:val="en-US"/>
+        </w:rPr>
+        <w:t xml:space="preserve"> museum = new("</w:t>
       </w:r>
       <w:r>
         <w:rPr>
@@ -3483,6 +4063,7 @@
           <w:lang w:val="en-US"/>
         </w:rPr>
       </w:pPr>
+      <w:proofErr w:type="spellStart"/>
       <w:r>
         <w:rPr>
           <w:rFonts w:cs="Times New Roman"/>
@@ -3490,7 +4071,16 @@
           <w:lang w:val="en-US"/>
         </w:rPr>
         <w:lastRenderedPageBreak/>
-        <w:t>PointOfInterestLeaf cafe = new("</w:t>
+        <w:t>PointOfInterestLeaf</w:t>
+      </w:r>
+      <w:proofErr w:type="spellEnd"/>
+      <w:r>
+        <w:rPr>
+          <w:rFonts w:cs="Times New Roman"/>
+          <w:szCs w:val="28"/>
+          <w:lang w:val="en-US"/>
+        </w:rPr>
+        <w:t xml:space="preserve"> cafe = new("</w:t>
       </w:r>
       <w:r>
         <w:rPr>
@@ -3564,13 +4154,23 @@
           <w:lang w:val="en-US"/>
         </w:rPr>
       </w:pPr>
-      <w:r>
-        <w:rPr>
-          <w:rFonts w:cs="Times New Roman"/>
-          <w:szCs w:val="28"/>
-          <w:lang w:val="en-US"/>
-        </w:rPr>
-        <w:t>PointOfInterestLeaf shop = new("</w:t>
+      <w:proofErr w:type="spellStart"/>
+      <w:r>
+        <w:rPr>
+          <w:rFonts w:cs="Times New Roman"/>
+          <w:szCs w:val="28"/>
+          <w:lang w:val="en-US"/>
+        </w:rPr>
+        <w:t>PointOfInterestLeaf</w:t>
+      </w:r>
+      <w:proofErr w:type="spellEnd"/>
+      <w:r>
+        <w:rPr>
+          <w:rFonts w:cs="Times New Roman"/>
+          <w:szCs w:val="28"/>
+          <w:lang w:val="en-US"/>
+        </w:rPr>
+        <w:t xml:space="preserve"> shop = new("</w:t>
       </w:r>
       <w:r>
         <w:rPr>
@@ -3649,6 +4249,7 @@
         </w:rPr>
         <w:t xml:space="preserve">// </w:t>
       </w:r>
+      <w:proofErr w:type="spellStart"/>
       <w:r>
         <w:rPr>
           <w:rFonts w:cs="Times New Roman"/>
@@ -3656,6 +4257,7 @@
         </w:rPr>
         <w:t>Подрегионы</w:t>
       </w:r>
+      <w:proofErr w:type="spellEnd"/>
       <w:r>
         <w:rPr>
           <w:rFonts w:cs="Times New Roman"/>
@@ -3706,13 +4308,41 @@
           <w:lang w:val="en-US"/>
         </w:rPr>
       </w:pPr>
-      <w:r>
-        <w:rPr>
-          <w:rFonts w:cs="Times New Roman"/>
-          <w:szCs w:val="28"/>
-          <w:lang w:val="en-US"/>
-        </w:rPr>
-        <w:t>MapRegionComposite kitayGorod = new("</w:t>
+      <w:proofErr w:type="spellStart"/>
+      <w:r>
+        <w:rPr>
+          <w:rFonts w:cs="Times New Roman"/>
+          <w:szCs w:val="28"/>
+          <w:lang w:val="en-US"/>
+        </w:rPr>
+        <w:t>MapRegionComposite</w:t>
+      </w:r>
+      <w:proofErr w:type="spellEnd"/>
+      <w:r>
+        <w:rPr>
+          <w:rFonts w:cs="Times New Roman"/>
+          <w:szCs w:val="28"/>
+          <w:lang w:val="en-US"/>
+        </w:rPr>
+        <w:t xml:space="preserve"> </w:t>
+      </w:r>
+      <w:proofErr w:type="spellStart"/>
+      <w:r>
+        <w:rPr>
+          <w:rFonts w:cs="Times New Roman"/>
+          <w:szCs w:val="28"/>
+          <w:lang w:val="en-US"/>
+        </w:rPr>
+        <w:t>kitayGorod</w:t>
+      </w:r>
+      <w:proofErr w:type="spellEnd"/>
+      <w:r>
+        <w:rPr>
+          <w:rFonts w:cs="Times New Roman"/>
+          <w:szCs w:val="28"/>
+          <w:lang w:val="en-US"/>
+        </w:rPr>
+        <w:t xml:space="preserve"> = new("</w:t>
       </w:r>
       <w:r>
         <w:rPr>
@@ -3756,65 +4386,113 @@
           <w:lang w:val="en-US"/>
         </w:rPr>
       </w:pPr>
-      <w:r>
-        <w:rPr>
-          <w:rFonts w:cs="Times New Roman"/>
-          <w:szCs w:val="28"/>
-          <w:lang w:val="en-US"/>
-        </w:rPr>
-        <w:t>kitayGorod.Add(museum);</w:t>
-      </w:r>
-    </w:p>
-    <w:p>
-      <w:pPr>
-        <w:spacing w:after="0" w:line="360" w:lineRule="auto"/>
-        <w:ind w:firstLine="709"/>
-        <w:jc w:val="both"/>
-        <w:rPr>
-          <w:rFonts w:cs="Times New Roman"/>
-          <w:szCs w:val="28"/>
-          <w:lang w:val="en-US"/>
-        </w:rPr>
-      </w:pPr>
-      <w:r>
-        <w:rPr>
-          <w:rFonts w:cs="Times New Roman"/>
-          <w:szCs w:val="28"/>
-          <w:lang w:val="en-US"/>
-        </w:rPr>
-        <w:t>kitayGorod.Add(shop);</w:t>
-      </w:r>
-    </w:p>
-    <w:p>
-      <w:pPr>
-        <w:spacing w:after="0" w:line="360" w:lineRule="auto"/>
-        <w:ind w:firstLine="709"/>
-        <w:jc w:val="both"/>
-        <w:rPr>
-          <w:rFonts w:cs="Times New Roman"/>
-          <w:szCs w:val="28"/>
-          <w:lang w:val="en-US"/>
-        </w:rPr>
-      </w:pPr>
-    </w:p>
-    <w:p>
-      <w:pPr>
-        <w:spacing w:after="0" w:line="360" w:lineRule="auto"/>
-        <w:ind w:firstLine="709"/>
-        <w:jc w:val="both"/>
-        <w:rPr>
-          <w:rFonts w:cs="Times New Roman"/>
-          <w:szCs w:val="28"/>
-          <w:lang w:val="en-US"/>
-        </w:rPr>
-      </w:pPr>
-      <w:r>
-        <w:rPr>
-          <w:rFonts w:cs="Times New Roman"/>
-          <w:szCs w:val="28"/>
-          <w:lang w:val="en-US"/>
-        </w:rPr>
-        <w:t>MapRegionComposite arbat = new("</w:t>
+      <w:proofErr w:type="spellStart"/>
+      <w:r>
+        <w:rPr>
+          <w:rFonts w:cs="Times New Roman"/>
+          <w:szCs w:val="28"/>
+          <w:lang w:val="en-US"/>
+        </w:rPr>
+        <w:t>kitayGorod.Add</w:t>
+      </w:r>
+      <w:proofErr w:type="spellEnd"/>
+      <w:r>
+        <w:rPr>
+          <w:rFonts w:cs="Times New Roman"/>
+          <w:szCs w:val="28"/>
+          <w:lang w:val="en-US"/>
+        </w:rPr>
+        <w:t>(museum);</w:t>
+      </w:r>
+    </w:p>
+    <w:p>
+      <w:pPr>
+        <w:spacing w:after="0" w:line="360" w:lineRule="auto"/>
+        <w:ind w:firstLine="709"/>
+        <w:jc w:val="both"/>
+        <w:rPr>
+          <w:rFonts w:cs="Times New Roman"/>
+          <w:szCs w:val="28"/>
+          <w:lang w:val="en-US"/>
+        </w:rPr>
+      </w:pPr>
+      <w:proofErr w:type="spellStart"/>
+      <w:r>
+        <w:rPr>
+          <w:rFonts w:cs="Times New Roman"/>
+          <w:szCs w:val="28"/>
+          <w:lang w:val="en-US"/>
+        </w:rPr>
+        <w:t>kitayGorod.Add</w:t>
+      </w:r>
+      <w:proofErr w:type="spellEnd"/>
+      <w:r>
+        <w:rPr>
+          <w:rFonts w:cs="Times New Roman"/>
+          <w:szCs w:val="28"/>
+          <w:lang w:val="en-US"/>
+        </w:rPr>
+        <w:t>(shop);</w:t>
+      </w:r>
+    </w:p>
+    <w:p>
+      <w:pPr>
+        <w:spacing w:after="0" w:line="360" w:lineRule="auto"/>
+        <w:ind w:firstLine="709"/>
+        <w:jc w:val="both"/>
+        <w:rPr>
+          <w:rFonts w:cs="Times New Roman"/>
+          <w:szCs w:val="28"/>
+          <w:lang w:val="en-US"/>
+        </w:rPr>
+      </w:pPr>
+    </w:p>
+    <w:p>
+      <w:pPr>
+        <w:spacing w:after="0" w:line="360" w:lineRule="auto"/>
+        <w:ind w:firstLine="709"/>
+        <w:jc w:val="both"/>
+        <w:rPr>
+          <w:rFonts w:cs="Times New Roman"/>
+          <w:szCs w:val="28"/>
+          <w:lang w:val="en-US"/>
+        </w:rPr>
+      </w:pPr>
+      <w:proofErr w:type="spellStart"/>
+      <w:r>
+        <w:rPr>
+          <w:rFonts w:cs="Times New Roman"/>
+          <w:szCs w:val="28"/>
+          <w:lang w:val="en-US"/>
+        </w:rPr>
+        <w:t>MapRegionComposite</w:t>
+      </w:r>
+      <w:proofErr w:type="spellEnd"/>
+      <w:r>
+        <w:rPr>
+          <w:rFonts w:cs="Times New Roman"/>
+          <w:szCs w:val="28"/>
+          <w:lang w:val="en-US"/>
+        </w:rPr>
+        <w:t xml:space="preserve"> </w:t>
+      </w:r>
+      <w:proofErr w:type="spellStart"/>
+      <w:r>
+        <w:rPr>
+          <w:rFonts w:cs="Times New Roman"/>
+          <w:szCs w:val="28"/>
+          <w:lang w:val="en-US"/>
+        </w:rPr>
+        <w:t>arbat</w:t>
+      </w:r>
+      <w:proofErr w:type="spellEnd"/>
+      <w:r>
+        <w:rPr>
+          <w:rFonts w:cs="Times New Roman"/>
+          <w:szCs w:val="28"/>
+          <w:lang w:val="en-US"/>
+        </w:rPr>
+        <w:t xml:space="preserve"> = new("</w:t>
       </w:r>
       <w:r>
         <w:rPr>
@@ -3843,63 +4521,99 @@
           <w:lang w:val="en-US"/>
         </w:rPr>
       </w:pPr>
-      <w:r>
-        <w:rPr>
-          <w:rFonts w:cs="Times New Roman"/>
-          <w:szCs w:val="28"/>
-          <w:lang w:val="en-US"/>
-        </w:rPr>
-        <w:t>arbat.Add(cafe);</w:t>
-      </w:r>
-    </w:p>
-    <w:p>
-      <w:pPr>
-        <w:spacing w:after="0" w:line="360" w:lineRule="auto"/>
-        <w:ind w:firstLine="709"/>
-        <w:jc w:val="both"/>
-        <w:rPr>
-          <w:rFonts w:cs="Times New Roman"/>
-          <w:szCs w:val="28"/>
-          <w:lang w:val="en-US"/>
-        </w:rPr>
-      </w:pPr>
-    </w:p>
-    <w:p>
-      <w:pPr>
-        <w:spacing w:after="0" w:line="360" w:lineRule="auto"/>
-        <w:ind w:firstLine="709"/>
-        <w:jc w:val="both"/>
-        <w:rPr>
-          <w:rFonts w:cs="Times New Roman"/>
-          <w:szCs w:val="28"/>
-        </w:rPr>
-      </w:pPr>
-      <w:r>
-        <w:rPr>
-          <w:rFonts w:cs="Times New Roman"/>
-          <w:szCs w:val="28"/>
-        </w:rPr>
-        <w:t>// Главный регион — содержит подрегионы и точки.</w:t>
-      </w:r>
-    </w:p>
-    <w:p>
-      <w:pPr>
-        <w:spacing w:after="0" w:line="360" w:lineRule="auto"/>
-        <w:ind w:firstLine="709"/>
-        <w:jc w:val="both"/>
-        <w:rPr>
-          <w:rFonts w:cs="Times New Roman"/>
-          <w:szCs w:val="28"/>
-          <w:lang w:val="en-US"/>
-        </w:rPr>
-      </w:pPr>
-      <w:r>
-        <w:rPr>
-          <w:rFonts w:cs="Times New Roman"/>
-          <w:szCs w:val="28"/>
-          <w:lang w:val="en-US"/>
-        </w:rPr>
-        <w:t>MapRegionComposite center = new("</w:t>
+      <w:proofErr w:type="spellStart"/>
+      <w:r>
+        <w:rPr>
+          <w:rFonts w:cs="Times New Roman"/>
+          <w:szCs w:val="28"/>
+          <w:lang w:val="en-US"/>
+        </w:rPr>
+        <w:t>arbat.Add</w:t>
+      </w:r>
+      <w:proofErr w:type="spellEnd"/>
+      <w:r>
+        <w:rPr>
+          <w:rFonts w:cs="Times New Roman"/>
+          <w:szCs w:val="28"/>
+          <w:lang w:val="en-US"/>
+        </w:rPr>
+        <w:t>(cafe);</w:t>
+      </w:r>
+    </w:p>
+    <w:p>
+      <w:pPr>
+        <w:spacing w:after="0" w:line="360" w:lineRule="auto"/>
+        <w:ind w:firstLine="709"/>
+        <w:jc w:val="both"/>
+        <w:rPr>
+          <w:rFonts w:cs="Times New Roman"/>
+          <w:szCs w:val="28"/>
+          <w:lang w:val="en-US"/>
+        </w:rPr>
+      </w:pPr>
+    </w:p>
+    <w:p>
+      <w:pPr>
+        <w:spacing w:after="0" w:line="360" w:lineRule="auto"/>
+        <w:ind w:firstLine="709"/>
+        <w:jc w:val="both"/>
+        <w:rPr>
+          <w:rFonts w:cs="Times New Roman"/>
+          <w:szCs w:val="28"/>
+        </w:rPr>
+      </w:pPr>
+      <w:r>
+        <w:rPr>
+          <w:rFonts w:cs="Times New Roman"/>
+          <w:szCs w:val="28"/>
+        </w:rPr>
+        <w:t xml:space="preserve">// Главный регион — содержит </w:t>
+      </w:r>
+      <w:proofErr w:type="spellStart"/>
+      <w:r>
+        <w:rPr>
+          <w:rFonts w:cs="Times New Roman"/>
+          <w:szCs w:val="28"/>
+        </w:rPr>
+        <w:t>подрегионы</w:t>
+      </w:r>
+      <w:proofErr w:type="spellEnd"/>
+      <w:r>
+        <w:rPr>
+          <w:rFonts w:cs="Times New Roman"/>
+          <w:szCs w:val="28"/>
+        </w:rPr>
+        <w:t xml:space="preserve"> и точки.</w:t>
+      </w:r>
+    </w:p>
+    <w:p>
+      <w:pPr>
+        <w:spacing w:after="0" w:line="360" w:lineRule="auto"/>
+        <w:ind w:firstLine="709"/>
+        <w:jc w:val="both"/>
+        <w:rPr>
+          <w:rFonts w:cs="Times New Roman"/>
+          <w:szCs w:val="28"/>
+          <w:lang w:val="en-US"/>
+        </w:rPr>
+      </w:pPr>
+      <w:proofErr w:type="spellStart"/>
+      <w:r>
+        <w:rPr>
+          <w:rFonts w:cs="Times New Roman"/>
+          <w:szCs w:val="28"/>
+          <w:lang w:val="en-US"/>
+        </w:rPr>
+        <w:t>MapRegionComposite</w:t>
+      </w:r>
+      <w:proofErr w:type="spellEnd"/>
+      <w:r>
+        <w:rPr>
+          <w:rFonts w:cs="Times New Roman"/>
+          <w:szCs w:val="28"/>
+          <w:lang w:val="en-US"/>
+        </w:rPr>
+        <w:t xml:space="preserve"> center = new("</w:t>
       </w:r>
       <w:r>
         <w:rPr>
@@ -3928,53 +4642,119 @@
           <w:lang w:val="en-US"/>
         </w:rPr>
       </w:pPr>
-      <w:r>
-        <w:rPr>
-          <w:rFonts w:cs="Times New Roman"/>
-          <w:szCs w:val="28"/>
-          <w:lang w:val="en-US"/>
-        </w:rPr>
-        <w:t>center.Add(park);</w:t>
-      </w:r>
-    </w:p>
-    <w:p>
-      <w:pPr>
-        <w:spacing w:after="0" w:line="360" w:lineRule="auto"/>
-        <w:ind w:firstLine="709"/>
-        <w:jc w:val="both"/>
-        <w:rPr>
-          <w:rFonts w:cs="Times New Roman"/>
-          <w:szCs w:val="28"/>
-          <w:lang w:val="en-US"/>
-        </w:rPr>
-      </w:pPr>
-      <w:r>
-        <w:rPr>
-          <w:rFonts w:cs="Times New Roman"/>
-          <w:szCs w:val="28"/>
-          <w:lang w:val="en-US"/>
-        </w:rPr>
-        <w:t>center.Add(kitayGorod);</w:t>
-      </w:r>
-    </w:p>
-    <w:p>
-      <w:pPr>
-        <w:spacing w:after="0" w:line="360" w:lineRule="auto"/>
-        <w:ind w:firstLine="709"/>
-        <w:jc w:val="both"/>
-        <w:rPr>
-          <w:rFonts w:cs="Times New Roman"/>
-          <w:szCs w:val="28"/>
-          <w:lang w:val="en-US"/>
-        </w:rPr>
-      </w:pPr>
-      <w:r>
-        <w:rPr>
-          <w:rFonts w:cs="Times New Roman"/>
-          <w:szCs w:val="28"/>
-          <w:lang w:val="en-US"/>
-        </w:rPr>
-        <w:t>center.Add(arbat);</w:t>
+      <w:proofErr w:type="spellStart"/>
+      <w:r>
+        <w:rPr>
+          <w:rFonts w:cs="Times New Roman"/>
+          <w:szCs w:val="28"/>
+          <w:lang w:val="en-US"/>
+        </w:rPr>
+        <w:t>center.Add</w:t>
+      </w:r>
+      <w:proofErr w:type="spellEnd"/>
+      <w:r>
+        <w:rPr>
+          <w:rFonts w:cs="Times New Roman"/>
+          <w:szCs w:val="28"/>
+          <w:lang w:val="en-US"/>
+        </w:rPr>
+        <w:t>(park);</w:t>
+      </w:r>
+    </w:p>
+    <w:p>
+      <w:pPr>
+        <w:spacing w:after="0" w:line="360" w:lineRule="auto"/>
+        <w:ind w:firstLine="709"/>
+        <w:jc w:val="both"/>
+        <w:rPr>
+          <w:rFonts w:cs="Times New Roman"/>
+          <w:szCs w:val="28"/>
+          <w:lang w:val="en-US"/>
+        </w:rPr>
+      </w:pPr>
+      <w:proofErr w:type="spellStart"/>
+      <w:r>
+        <w:rPr>
+          <w:rFonts w:cs="Times New Roman"/>
+          <w:szCs w:val="28"/>
+          <w:lang w:val="en-US"/>
+        </w:rPr>
+        <w:t>center.Add</w:t>
+      </w:r>
+      <w:proofErr w:type="spellEnd"/>
+      <w:r>
+        <w:rPr>
+          <w:rFonts w:cs="Times New Roman"/>
+          <w:szCs w:val="28"/>
+          <w:lang w:val="en-US"/>
+        </w:rPr>
+        <w:t>(</w:t>
+      </w:r>
+      <w:proofErr w:type="spellStart"/>
+      <w:r>
+        <w:rPr>
+          <w:rFonts w:cs="Times New Roman"/>
+          <w:szCs w:val="28"/>
+          <w:lang w:val="en-US"/>
+        </w:rPr>
+        <w:t>kitayGorod</w:t>
+      </w:r>
+      <w:proofErr w:type="spellEnd"/>
+      <w:r>
+        <w:rPr>
+          <w:rFonts w:cs="Times New Roman"/>
+          <w:szCs w:val="28"/>
+          <w:lang w:val="en-US"/>
+        </w:rPr>
+        <w:t>);</w:t>
+      </w:r>
+    </w:p>
+    <w:p>
+      <w:pPr>
+        <w:spacing w:after="0" w:line="360" w:lineRule="auto"/>
+        <w:ind w:firstLine="709"/>
+        <w:jc w:val="both"/>
+        <w:rPr>
+          <w:rFonts w:cs="Times New Roman"/>
+          <w:szCs w:val="28"/>
+          <w:lang w:val="en-US"/>
+        </w:rPr>
+      </w:pPr>
+      <w:proofErr w:type="spellStart"/>
+      <w:r>
+        <w:rPr>
+          <w:rFonts w:cs="Times New Roman"/>
+          <w:szCs w:val="28"/>
+          <w:lang w:val="en-US"/>
+        </w:rPr>
+        <w:t>center.Add</w:t>
+      </w:r>
+      <w:proofErr w:type="spellEnd"/>
+      <w:r>
+        <w:rPr>
+          <w:rFonts w:cs="Times New Roman"/>
+          <w:szCs w:val="28"/>
+          <w:lang w:val="en-US"/>
+        </w:rPr>
+        <w:t>(</w:t>
+      </w:r>
+      <w:proofErr w:type="spellStart"/>
+      <w:r>
+        <w:rPr>
+          <w:rFonts w:cs="Times New Roman"/>
+          <w:szCs w:val="28"/>
+          <w:lang w:val="en-US"/>
+        </w:rPr>
+        <w:t>arbat</w:t>
+      </w:r>
+      <w:proofErr w:type="spellEnd"/>
+      <w:r>
+        <w:rPr>
+          <w:rFonts w:cs="Times New Roman"/>
+          <w:szCs w:val="28"/>
+          <w:lang w:val="en-US"/>
+        </w:rPr>
+        <w:t>);</w:t>
       </w:r>
     </w:p>
     <w:p>
@@ -4017,66 +4797,182 @@
           <w:szCs w:val="28"/>
         </w:rPr>
       </w:pPr>
-      <w:r>
-        <w:rPr>
-          <w:rFonts w:cs="Times New Roman"/>
-          <w:szCs w:val="28"/>
-        </w:rPr>
-        <w:t>Console.WriteLine(center.Describe());</w:t>
-      </w:r>
-    </w:p>
-    <w:p>
-      <w:pPr>
-        <w:spacing w:after="0" w:line="360" w:lineRule="auto"/>
-        <w:ind w:firstLine="709"/>
-        <w:jc w:val="both"/>
-        <w:rPr>
-          <w:rFonts w:cs="Times New Roman"/>
-          <w:szCs w:val="28"/>
-        </w:rPr>
-      </w:pPr>
-      <w:r>
-        <w:rPr>
-          <w:rFonts w:cs="Times New Roman"/>
-          <w:szCs w:val="28"/>
-        </w:rPr>
-        <w:t>Console.WriteLine($"\nВсего точек в регионе \"Центр\": {center.Count()}");</w:t>
-      </w:r>
-    </w:p>
-    <w:p>
-      <w:pPr>
-        <w:spacing w:after="0" w:line="360" w:lineRule="auto"/>
-        <w:ind w:firstLine="709"/>
-        <w:jc w:val="both"/>
-        <w:rPr>
-          <w:rFonts w:cs="Times New Roman"/>
-          <w:szCs w:val="28"/>
-        </w:rPr>
-      </w:pPr>
-      <w:r>
-        <w:rPr>
-          <w:rFonts w:cs="Times New Roman"/>
-          <w:szCs w:val="28"/>
-        </w:rPr>
-        <w:t>Console.WriteLine($"Всего точек в \"Китай-город\": {kitayGorod.Count()}");</w:t>
-      </w:r>
-    </w:p>
-    <w:p>
-      <w:pPr>
-        <w:spacing w:after="0" w:line="360" w:lineRule="auto"/>
-        <w:ind w:firstLine="709"/>
-        <w:jc w:val="both"/>
-        <w:rPr>
-          <w:rFonts w:cs="Times New Roman"/>
-          <w:szCs w:val="28"/>
-        </w:rPr>
-      </w:pPr>
-      <w:r>
-        <w:rPr>
-          <w:rFonts w:cs="Times New Roman"/>
-          <w:szCs w:val="28"/>
-        </w:rPr>
-        <w:t>Console.WriteLine($"Всего в листе \"Парк\": {park.Count()}");</w:t>
+      <w:proofErr w:type="spellStart"/>
+      <w:r>
+        <w:rPr>
+          <w:rFonts w:cs="Times New Roman"/>
+          <w:szCs w:val="28"/>
+        </w:rPr>
+        <w:t>Console.WriteLine</w:t>
+      </w:r>
+      <w:proofErr w:type="spellEnd"/>
+      <w:r>
+        <w:rPr>
+          <w:rFonts w:cs="Times New Roman"/>
+          <w:szCs w:val="28"/>
+        </w:rPr>
+        <w:t>(</w:t>
+      </w:r>
+      <w:proofErr w:type="spellStart"/>
+      <w:r>
+        <w:rPr>
+          <w:rFonts w:cs="Times New Roman"/>
+          <w:szCs w:val="28"/>
+        </w:rPr>
+        <w:t>center.Describe</w:t>
+      </w:r>
+      <w:proofErr w:type="spellEnd"/>
+      <w:r>
+        <w:rPr>
+          <w:rFonts w:cs="Times New Roman"/>
+          <w:szCs w:val="28"/>
+        </w:rPr>
+        <w:t>());</w:t>
+      </w:r>
+    </w:p>
+    <w:p>
+      <w:pPr>
+        <w:spacing w:after="0" w:line="360" w:lineRule="auto"/>
+        <w:ind w:firstLine="709"/>
+        <w:jc w:val="both"/>
+        <w:rPr>
+          <w:rFonts w:cs="Times New Roman"/>
+          <w:szCs w:val="28"/>
+        </w:rPr>
+      </w:pPr>
+      <w:proofErr w:type="spellStart"/>
+      <w:r>
+        <w:rPr>
+          <w:rFonts w:cs="Times New Roman"/>
+          <w:szCs w:val="28"/>
+        </w:rPr>
+        <w:t>Console.WriteLine</w:t>
+      </w:r>
+      <w:proofErr w:type="spellEnd"/>
+      <w:r>
+        <w:rPr>
+          <w:rFonts w:cs="Times New Roman"/>
+          <w:szCs w:val="28"/>
+        </w:rPr>
+        <w:t>($"\</w:t>
+      </w:r>
+      <w:proofErr w:type="spellStart"/>
+      <w:r>
+        <w:rPr>
+          <w:rFonts w:cs="Times New Roman"/>
+          <w:szCs w:val="28"/>
+        </w:rPr>
+        <w:t>nВсего</w:t>
+      </w:r>
+      <w:proofErr w:type="spellEnd"/>
+      <w:r>
+        <w:rPr>
+          <w:rFonts w:cs="Times New Roman"/>
+          <w:szCs w:val="28"/>
+        </w:rPr>
+        <w:t xml:space="preserve"> точек в регионе \"Центр\": {</w:t>
+      </w:r>
+      <w:proofErr w:type="spellStart"/>
+      <w:r>
+        <w:rPr>
+          <w:rFonts w:cs="Times New Roman"/>
+          <w:szCs w:val="28"/>
+        </w:rPr>
+        <w:t>center.Count</w:t>
+      </w:r>
+      <w:proofErr w:type="spellEnd"/>
+      <w:r>
+        <w:rPr>
+          <w:rFonts w:cs="Times New Roman"/>
+          <w:szCs w:val="28"/>
+        </w:rPr>
+        <w:t>()}");</w:t>
+      </w:r>
+    </w:p>
+    <w:p>
+      <w:pPr>
+        <w:spacing w:after="0" w:line="360" w:lineRule="auto"/>
+        <w:ind w:firstLine="709"/>
+        <w:jc w:val="both"/>
+        <w:rPr>
+          <w:rFonts w:cs="Times New Roman"/>
+          <w:szCs w:val="28"/>
+        </w:rPr>
+      </w:pPr>
+      <w:proofErr w:type="spellStart"/>
+      <w:r>
+        <w:rPr>
+          <w:rFonts w:cs="Times New Roman"/>
+          <w:szCs w:val="28"/>
+        </w:rPr>
+        <w:t>Console.WriteLine</w:t>
+      </w:r>
+      <w:proofErr w:type="spellEnd"/>
+      <w:r>
+        <w:rPr>
+          <w:rFonts w:cs="Times New Roman"/>
+          <w:szCs w:val="28"/>
+        </w:rPr>
+        <w:t>($"Всего точек в \"Китай-город\": {</w:t>
+      </w:r>
+      <w:proofErr w:type="spellStart"/>
+      <w:r>
+        <w:rPr>
+          <w:rFonts w:cs="Times New Roman"/>
+          <w:szCs w:val="28"/>
+        </w:rPr>
+        <w:t>kitayGorod.Count</w:t>
+      </w:r>
+      <w:proofErr w:type="spellEnd"/>
+      <w:r>
+        <w:rPr>
+          <w:rFonts w:cs="Times New Roman"/>
+          <w:szCs w:val="28"/>
+        </w:rPr>
+        <w:t>()}");</w:t>
+      </w:r>
+    </w:p>
+    <w:p>
+      <w:pPr>
+        <w:spacing w:after="0" w:line="360" w:lineRule="auto"/>
+        <w:ind w:firstLine="709"/>
+        <w:jc w:val="both"/>
+        <w:rPr>
+          <w:rFonts w:cs="Times New Roman"/>
+          <w:szCs w:val="28"/>
+        </w:rPr>
+      </w:pPr>
+      <w:proofErr w:type="spellStart"/>
+      <w:r>
+        <w:rPr>
+          <w:rFonts w:cs="Times New Roman"/>
+          <w:szCs w:val="28"/>
+        </w:rPr>
+        <w:t>Console.WriteLine</w:t>
+      </w:r>
+      <w:proofErr w:type="spellEnd"/>
+      <w:r>
+        <w:rPr>
+          <w:rFonts w:cs="Times New Roman"/>
+          <w:szCs w:val="28"/>
+        </w:rPr>
+        <w:t>($"Всего в листе \"Парк\": {</w:t>
+      </w:r>
+      <w:proofErr w:type="spellStart"/>
+      <w:r>
+        <w:rPr>
+          <w:rFonts w:cs="Times New Roman"/>
+          <w:szCs w:val="28"/>
+        </w:rPr>
+        <w:t>park.Count</w:t>
+      </w:r>
+      <w:proofErr w:type="spellEnd"/>
+      <w:r>
+        <w:rPr>
+          <w:rFonts w:cs="Times New Roman"/>
+          <w:szCs w:val="28"/>
+        </w:rPr>
+        <w:t>()}");</w:t>
       </w:r>
     </w:p>
     <w:p>
@@ -4090,6 +4986,7 @@
       </w:pPr>
       <w:r>
         <w:rPr>
+          <w:noProof/>
           <w:szCs w:val="28"/>
         </w:rPr>
         <w:lastRenderedPageBreak/>
@@ -4166,7 +5063,6 @@
         <w:jc w:val="both"/>
         <w:rPr>
           <w:szCs w:val="28"/>
-          <w:lang w:val="en-US"/>
         </w:rPr>
       </w:pPr>
       <w:r>
@@ -4178,7 +5074,6 @@
       <w:r>
         <w:rPr>
           <w:szCs w:val="28"/>
-          <w:lang w:val="en-US"/>
         </w:rPr>
         <w:t xml:space="preserve"> «</w:t>
       </w:r>
@@ -4191,9 +5086,21 @@
       <w:r>
         <w:rPr>
           <w:szCs w:val="28"/>
-          <w:lang w:val="en-US"/>
-        </w:rPr>
-        <w:t>» (Decorator)</w:t>
+        </w:rPr>
+        <w:t>» (</w:t>
+      </w:r>
+      <w:r>
+        <w:rPr>
+          <w:szCs w:val="28"/>
+          <w:lang w:val="en-US"/>
+        </w:rPr>
+        <w:t>Decorator</w:t>
+      </w:r>
+      <w:r>
+        <w:rPr>
+          <w:szCs w:val="28"/>
+        </w:rPr>
+        <w:t>)</w:t>
       </w:r>
     </w:p>
     <w:p>
@@ -4361,11 +5268,19 @@
           <w:szCs w:val="28"/>
         </w:rPr>
       </w:pPr>
-      <w:r>
-        <w:rPr>
-          <w:szCs w:val="28"/>
-        </w:rPr>
-        <w:t>Component — общий интерфейс.</w:t>
+      <w:proofErr w:type="spellStart"/>
+      <w:r>
+        <w:rPr>
+          <w:szCs w:val="28"/>
+        </w:rPr>
+        <w:t>Component</w:t>
+      </w:r>
+      <w:proofErr w:type="spellEnd"/>
+      <w:r>
+        <w:rPr>
+          <w:szCs w:val="28"/>
+        </w:rPr>
+        <w:t xml:space="preserve"> — общий интерфейс.</w:t>
       </w:r>
     </w:p>
     <w:p>
@@ -4381,11 +5296,19 @@
           <w:szCs w:val="28"/>
         </w:rPr>
       </w:pPr>
-      <w:r>
-        <w:rPr>
-          <w:szCs w:val="28"/>
-        </w:rPr>
-        <w:t>ConcreteComponent — базовый объект, к которому добавляют поведение.</w:t>
+      <w:proofErr w:type="spellStart"/>
+      <w:r>
+        <w:rPr>
+          <w:szCs w:val="28"/>
+        </w:rPr>
+        <w:t>ConcreteComponent</w:t>
+      </w:r>
+      <w:proofErr w:type="spellEnd"/>
+      <w:r>
+        <w:rPr>
+          <w:szCs w:val="28"/>
+        </w:rPr>
+        <w:t xml:space="preserve"> — базовый объект, к которому добавляют поведение.</w:t>
       </w:r>
     </w:p>
     <w:p>
@@ -4401,11 +5324,33 @@
           <w:szCs w:val="28"/>
         </w:rPr>
       </w:pPr>
-      <w:r>
-        <w:rPr>
-          <w:szCs w:val="28"/>
-        </w:rPr>
-        <w:t>Decorator — абстрактный класс-обёртка, хранит ссылку на Component и реализует тот же интерфейс.</w:t>
+      <w:proofErr w:type="spellStart"/>
+      <w:r>
+        <w:rPr>
+          <w:szCs w:val="28"/>
+        </w:rPr>
+        <w:t>Decorator</w:t>
+      </w:r>
+      <w:proofErr w:type="spellEnd"/>
+      <w:r>
+        <w:rPr>
+          <w:szCs w:val="28"/>
+        </w:rPr>
+        <w:t xml:space="preserve"> — абстрактный класс-обёртка, хранит ссылку на </w:t>
+      </w:r>
+      <w:proofErr w:type="spellStart"/>
+      <w:r>
+        <w:rPr>
+          <w:szCs w:val="28"/>
+        </w:rPr>
+        <w:t>Component</w:t>
+      </w:r>
+      <w:proofErr w:type="spellEnd"/>
+      <w:r>
+        <w:rPr>
+          <w:szCs w:val="28"/>
+        </w:rPr>
+        <w:t xml:space="preserve"> и реализует тот же интерфейс.</w:t>
       </w:r>
     </w:p>
     <w:p>
@@ -4421,11 +5366,19 @@
           <w:szCs w:val="28"/>
         </w:rPr>
       </w:pPr>
-      <w:r>
-        <w:rPr>
-          <w:szCs w:val="28"/>
-        </w:rPr>
-        <w:t>ConcreteDecorator — конкретное расширение (добавляет своё поведение до/после делегирования).</w:t>
+      <w:proofErr w:type="spellStart"/>
+      <w:r>
+        <w:rPr>
+          <w:szCs w:val="28"/>
+        </w:rPr>
+        <w:t>ConcreteDecorator</w:t>
+      </w:r>
+      <w:proofErr w:type="spellEnd"/>
+      <w:r>
+        <w:rPr>
+          <w:szCs w:val="28"/>
+        </w:rPr>
+        <w:t xml:space="preserve"> — конкретное расширение (добавляет своё поведение до/после делегирования).</w:t>
       </w:r>
     </w:p>
     <w:p>
@@ -4445,7 +5398,21 @@
         <w:rPr>
           <w:szCs w:val="28"/>
         </w:rPr>
-        <w:t>Client — работает через Component.</w:t>
+        <w:t xml:space="preserve">Client — работает через </w:t>
+      </w:r>
+      <w:proofErr w:type="spellStart"/>
+      <w:r>
+        <w:rPr>
+          <w:szCs w:val="28"/>
+        </w:rPr>
+        <w:t>Component</w:t>
+      </w:r>
+      <w:proofErr w:type="spellEnd"/>
+      <w:r>
+        <w:rPr>
+          <w:szCs w:val="28"/>
+        </w:rPr>
+        <w:t>.</w:t>
       </w:r>
     </w:p>
     <w:p>
@@ -4497,7 +5464,21 @@
         <w:rPr>
           <w:szCs w:val="28"/>
         </w:rPr>
-        <w:t xml:space="preserve">андидат — форматирование вывода точки. Есть базовое отображение точки (PointOfInterest.ToString()), и  </w:t>
+        <w:t>андидат — форматирование вывода точки. Есть базовое отображение точки (</w:t>
+      </w:r>
+      <w:proofErr w:type="spellStart"/>
+      <w:r>
+        <w:rPr>
+          <w:szCs w:val="28"/>
+        </w:rPr>
+        <w:t>PointOfInterest.ToString</w:t>
+      </w:r>
+      <w:proofErr w:type="spellEnd"/>
+      <w:r>
+        <w:rPr>
+          <w:szCs w:val="28"/>
+        </w:rPr>
+        <w:t xml:space="preserve">()), и  </w:t>
       </w:r>
       <w:r>
         <w:rPr>
@@ -4525,11 +5506,19 @@
           <w:szCs w:val="28"/>
         </w:rPr>
       </w:pPr>
-      <w:r>
-        <w:rPr>
-          <w:szCs w:val="28"/>
-        </w:rPr>
-        <w:t>RatingDecorator — добавляет рейтинг звёздочками.</w:t>
+      <w:proofErr w:type="spellStart"/>
+      <w:r>
+        <w:rPr>
+          <w:szCs w:val="28"/>
+        </w:rPr>
+        <w:t>RatingDecorator</w:t>
+      </w:r>
+      <w:proofErr w:type="spellEnd"/>
+      <w:r>
+        <w:rPr>
+          <w:szCs w:val="28"/>
+        </w:rPr>
+        <w:t xml:space="preserve"> — добавляет рейтинг звёздочками.</w:t>
       </w:r>
     </w:p>
     <w:p>
@@ -4545,11 +5534,19 @@
           <w:szCs w:val="28"/>
         </w:rPr>
       </w:pPr>
-      <w:r>
-        <w:rPr>
-          <w:szCs w:val="28"/>
-        </w:rPr>
-        <w:t>OpeningHoursDecorator — добавляет часы работы.</w:t>
+      <w:proofErr w:type="spellStart"/>
+      <w:r>
+        <w:rPr>
+          <w:szCs w:val="28"/>
+        </w:rPr>
+        <w:t>OpeningHoursDecorator</w:t>
+      </w:r>
+      <w:proofErr w:type="spellEnd"/>
+      <w:r>
+        <w:rPr>
+          <w:szCs w:val="28"/>
+        </w:rPr>
+        <w:t xml:space="preserve"> — добавляет часы работы.</w:t>
       </w:r>
     </w:p>
     <w:p>
@@ -4565,11 +5562,19 @@
           <w:szCs w:val="28"/>
         </w:rPr>
       </w:pPr>
-      <w:r>
-        <w:rPr>
-          <w:szCs w:val="28"/>
-        </w:rPr>
-        <w:t>CategoryDecorator — добавляет категорию.</w:t>
+      <w:proofErr w:type="spellStart"/>
+      <w:r>
+        <w:rPr>
+          <w:szCs w:val="28"/>
+        </w:rPr>
+        <w:t>CategoryDecorator</w:t>
+      </w:r>
+      <w:proofErr w:type="spellEnd"/>
+      <w:r>
+        <w:rPr>
+          <w:szCs w:val="28"/>
+        </w:rPr>
+        <w:t xml:space="preserve"> — добавляет категорию.</w:t>
       </w:r>
     </w:p>
     <w:p>
@@ -4599,6 +5604,7 @@
       </w:pPr>
       <w:r>
         <w:rPr>
+          <w:noProof/>
           <w:szCs w:val="28"/>
         </w:rPr>
         <w:drawing>
@@ -4683,8 +5689,18 @@
           <w:szCs w:val="28"/>
           <w:lang w:val="en-US"/>
         </w:rPr>
-        <w:t>public interface IPoiFormatter</w:t>
-      </w:r>
+        <w:t xml:space="preserve">public interface </w:t>
+      </w:r>
+      <w:proofErr w:type="spellStart"/>
+      <w:r>
+        <w:rPr>
+          <w:rFonts w:cs="Times New Roman"/>
+          <w:szCs w:val="28"/>
+          <w:lang w:val="en-US"/>
+        </w:rPr>
+        <w:t>IPoiFormatter</w:t>
+      </w:r>
+      <w:proofErr w:type="spellEnd"/>
     </w:p>
     <w:p>
       <w:pPr>
@@ -4759,7 +5775,23 @@
           <w:rFonts w:cs="Times New Roman"/>
           <w:szCs w:val="28"/>
         </w:rPr>
-        <w:t>/// &lt;summary&gt;</w:t>
+        <w:t>/// &lt;</w:t>
+      </w:r>
+      <w:proofErr w:type="spellStart"/>
+      <w:r>
+        <w:rPr>
+          <w:rFonts w:cs="Times New Roman"/>
+          <w:szCs w:val="28"/>
+        </w:rPr>
+        <w:t>summary</w:t>
+      </w:r>
+      <w:proofErr w:type="spellEnd"/>
+      <w:r>
+        <w:rPr>
+          <w:rFonts w:cs="Times New Roman"/>
+          <w:szCs w:val="28"/>
+        </w:rPr>
+        <w:t>&gt;</w:t>
       </w:r>
     </w:p>
     <w:p>
@@ -4817,8 +5849,36 @@
           <w:szCs w:val="28"/>
           <w:lang w:val="en-US"/>
         </w:rPr>
-        <w:t>public sealed class BasePoiFormatter : IPoiFormatter</w:t>
-      </w:r>
+        <w:t xml:space="preserve">public sealed class </w:t>
+      </w:r>
+      <w:proofErr w:type="spellStart"/>
+      <w:r>
+        <w:rPr>
+          <w:rFonts w:cs="Times New Roman"/>
+          <w:szCs w:val="28"/>
+          <w:lang w:val="en-US"/>
+        </w:rPr>
+        <w:t>BasePoiFormatter</w:t>
+      </w:r>
+      <w:proofErr w:type="spellEnd"/>
+      <w:r>
+        <w:rPr>
+          <w:rFonts w:cs="Times New Roman"/>
+          <w:szCs w:val="28"/>
+          <w:lang w:val="en-US"/>
+        </w:rPr>
+        <w:t xml:space="preserve"> : </w:t>
+      </w:r>
+      <w:proofErr w:type="spellStart"/>
+      <w:r>
+        <w:rPr>
+          <w:rFonts w:cs="Times New Roman"/>
+          <w:szCs w:val="28"/>
+          <w:lang w:val="en-US"/>
+        </w:rPr>
+        <w:t>IPoiFormatter</w:t>
+      </w:r>
+      <w:proofErr w:type="spellEnd"/>
     </w:p>
     <w:p>
       <w:pPr>
@@ -4958,8 +6018,36 @@
           <w:szCs w:val="28"/>
           <w:lang w:val="en-US"/>
         </w:rPr>
-        <w:t>public abstract class PoiFormatterDecorator : IPoiFormatter</w:t>
-      </w:r>
+        <w:t xml:space="preserve">public abstract class </w:t>
+      </w:r>
+      <w:proofErr w:type="spellStart"/>
+      <w:r>
+        <w:rPr>
+          <w:rFonts w:cs="Times New Roman"/>
+          <w:szCs w:val="28"/>
+          <w:lang w:val="en-US"/>
+        </w:rPr>
+        <w:t>PoiFormatterDecorator</w:t>
+      </w:r>
+      <w:proofErr w:type="spellEnd"/>
+      <w:r>
+        <w:rPr>
+          <w:rFonts w:cs="Times New Roman"/>
+          <w:szCs w:val="28"/>
+          <w:lang w:val="en-US"/>
+        </w:rPr>
+        <w:t xml:space="preserve"> : </w:t>
+      </w:r>
+      <w:proofErr w:type="spellStart"/>
+      <w:r>
+        <w:rPr>
+          <w:rFonts w:cs="Times New Roman"/>
+          <w:szCs w:val="28"/>
+          <w:lang w:val="en-US"/>
+        </w:rPr>
+        <w:t>IPoiFormatter</w:t>
+      </w:r>
+      <w:proofErr w:type="spellEnd"/>
     </w:p>
     <w:p>
       <w:pPr>
@@ -4998,39 +6086,111 @@
           <w:szCs w:val="28"/>
           <w:lang w:val="en-US"/>
         </w:rPr>
-        <w:t xml:space="preserve">    protected readonly IPoiFormatter _inner;</w:t>
-      </w:r>
-    </w:p>
-    <w:p>
-      <w:pPr>
-        <w:spacing w:after="0" w:line="360" w:lineRule="auto"/>
-        <w:ind w:firstLine="709"/>
-        <w:jc w:val="both"/>
-        <w:rPr>
-          <w:rFonts w:cs="Times New Roman"/>
-          <w:szCs w:val="28"/>
-          <w:lang w:val="en-US"/>
-        </w:rPr>
-      </w:pPr>
-    </w:p>
-    <w:p>
-      <w:pPr>
-        <w:spacing w:after="0" w:line="360" w:lineRule="auto"/>
-        <w:ind w:firstLine="709"/>
-        <w:jc w:val="both"/>
-        <w:rPr>
-          <w:rFonts w:cs="Times New Roman"/>
-          <w:szCs w:val="28"/>
-          <w:lang w:val="en-US"/>
-        </w:rPr>
-      </w:pPr>
-      <w:r>
-        <w:rPr>
-          <w:rFonts w:cs="Times New Roman"/>
-          <w:szCs w:val="28"/>
-          <w:lang w:val="en-US"/>
-        </w:rPr>
-        <w:t xml:space="preserve">    protected PoiFormatterDecorator(IPoiFormatter inner)</w:t>
+        <w:t xml:space="preserve">    protected </w:t>
+      </w:r>
+      <w:proofErr w:type="spellStart"/>
+      <w:r>
+        <w:rPr>
+          <w:rFonts w:cs="Times New Roman"/>
+          <w:szCs w:val="28"/>
+          <w:lang w:val="en-US"/>
+        </w:rPr>
+        <w:t>readonly</w:t>
+      </w:r>
+      <w:proofErr w:type="spellEnd"/>
+      <w:r>
+        <w:rPr>
+          <w:rFonts w:cs="Times New Roman"/>
+          <w:szCs w:val="28"/>
+          <w:lang w:val="en-US"/>
+        </w:rPr>
+        <w:t xml:space="preserve"> </w:t>
+      </w:r>
+      <w:proofErr w:type="spellStart"/>
+      <w:r>
+        <w:rPr>
+          <w:rFonts w:cs="Times New Roman"/>
+          <w:szCs w:val="28"/>
+          <w:lang w:val="en-US"/>
+        </w:rPr>
+        <w:t>IPoiFormatter</w:t>
+      </w:r>
+      <w:proofErr w:type="spellEnd"/>
+      <w:r>
+        <w:rPr>
+          <w:rFonts w:cs="Times New Roman"/>
+          <w:szCs w:val="28"/>
+          <w:lang w:val="en-US"/>
+        </w:rPr>
+        <w:t xml:space="preserve"> _inner;</w:t>
+      </w:r>
+    </w:p>
+    <w:p>
+      <w:pPr>
+        <w:spacing w:after="0" w:line="360" w:lineRule="auto"/>
+        <w:ind w:firstLine="709"/>
+        <w:jc w:val="both"/>
+        <w:rPr>
+          <w:rFonts w:cs="Times New Roman"/>
+          <w:szCs w:val="28"/>
+          <w:lang w:val="en-US"/>
+        </w:rPr>
+      </w:pPr>
+    </w:p>
+    <w:p>
+      <w:pPr>
+        <w:spacing w:after="0" w:line="360" w:lineRule="auto"/>
+        <w:ind w:firstLine="709"/>
+        <w:jc w:val="both"/>
+        <w:rPr>
+          <w:rFonts w:cs="Times New Roman"/>
+          <w:szCs w:val="28"/>
+          <w:lang w:val="en-US"/>
+        </w:rPr>
+      </w:pPr>
+      <w:r>
+        <w:rPr>
+          <w:rFonts w:cs="Times New Roman"/>
+          <w:szCs w:val="28"/>
+          <w:lang w:val="en-US"/>
+        </w:rPr>
+        <w:t xml:space="preserve">    protected </w:t>
+      </w:r>
+      <w:proofErr w:type="spellStart"/>
+      <w:r>
+        <w:rPr>
+          <w:rFonts w:cs="Times New Roman"/>
+          <w:szCs w:val="28"/>
+          <w:lang w:val="en-US"/>
+        </w:rPr>
+        <w:t>PoiFormatterDecorator</w:t>
+      </w:r>
+      <w:proofErr w:type="spellEnd"/>
+      <w:r>
+        <w:rPr>
+          <w:rFonts w:cs="Times New Roman"/>
+          <w:szCs w:val="28"/>
+          <w:lang w:val="en-US"/>
+        </w:rPr>
+        <w:t>(</w:t>
+      </w:r>
+      <w:proofErr w:type="spellStart"/>
+      <w:r>
+        <w:rPr>
+          <w:rFonts w:cs="Times New Roman"/>
+          <w:szCs w:val="28"/>
+          <w:lang w:val="en-US"/>
+        </w:rPr>
+        <w:t>IPoiFormatter</w:t>
+      </w:r>
+      <w:proofErr w:type="spellEnd"/>
+      <w:r>
+        <w:rPr>
+          <w:rFonts w:cs="Times New Roman"/>
+          <w:szCs w:val="28"/>
+          <w:lang w:val="en-US"/>
+        </w:rPr>
+        <w:t xml:space="preserve"> inner)</w:t>
       </w:r>
     </w:p>
     <w:p>
@@ -5158,25 +6318,57 @@
           <w:rFonts w:cs="Times New Roman"/>
           <w:szCs w:val="28"/>
         </w:rPr>
-        <w:t>/// &lt;summary&gt;</w:t>
-      </w:r>
-    </w:p>
-    <w:p>
-      <w:pPr>
-        <w:spacing w:after="0" w:line="360" w:lineRule="auto"/>
-        <w:ind w:firstLine="709"/>
-        <w:jc w:val="both"/>
-        <w:rPr>
-          <w:rFonts w:cs="Times New Roman"/>
-          <w:szCs w:val="28"/>
-        </w:rPr>
-      </w:pPr>
-      <w:r>
-        <w:rPr>
-          <w:rFonts w:cs="Times New Roman"/>
-          <w:szCs w:val="28"/>
-        </w:rPr>
-        <w:t>/// Decorator: добавляет рейтинг к выводу.</w:t>
+        <w:t>/// &lt;</w:t>
+      </w:r>
+      <w:proofErr w:type="spellStart"/>
+      <w:r>
+        <w:rPr>
+          <w:rFonts w:cs="Times New Roman"/>
+          <w:szCs w:val="28"/>
+        </w:rPr>
+        <w:t>summary</w:t>
+      </w:r>
+      <w:proofErr w:type="spellEnd"/>
+      <w:r>
+        <w:rPr>
+          <w:rFonts w:cs="Times New Roman"/>
+          <w:szCs w:val="28"/>
+        </w:rPr>
+        <w:t>&gt;</w:t>
+      </w:r>
+    </w:p>
+    <w:p>
+      <w:pPr>
+        <w:spacing w:after="0" w:line="360" w:lineRule="auto"/>
+        <w:ind w:firstLine="709"/>
+        <w:jc w:val="both"/>
+        <w:rPr>
+          <w:rFonts w:cs="Times New Roman"/>
+          <w:szCs w:val="28"/>
+        </w:rPr>
+      </w:pPr>
+      <w:r>
+        <w:rPr>
+          <w:rFonts w:cs="Times New Roman"/>
+          <w:szCs w:val="28"/>
+        </w:rPr>
+        <w:t xml:space="preserve">/// </w:t>
+      </w:r>
+      <w:proofErr w:type="spellStart"/>
+      <w:r>
+        <w:rPr>
+          <w:rFonts w:cs="Times New Roman"/>
+          <w:szCs w:val="28"/>
+        </w:rPr>
+        <w:t>Decorator</w:t>
+      </w:r>
+      <w:proofErr w:type="spellEnd"/>
+      <w:r>
+        <w:rPr>
+          <w:rFonts w:cs="Times New Roman"/>
+          <w:szCs w:val="28"/>
+        </w:rPr>
+        <w:t>: добавляет рейтинг к выводу.</w:t>
       </w:r>
     </w:p>
     <w:p>
@@ -5216,8 +6408,36 @@
           <w:szCs w:val="28"/>
           <w:lang w:val="en-US"/>
         </w:rPr>
-        <w:t>public sealed class RatingDecorator : PoiFormatterDecorator</w:t>
-      </w:r>
+        <w:t xml:space="preserve">public sealed class </w:t>
+      </w:r>
+      <w:proofErr w:type="spellStart"/>
+      <w:r>
+        <w:rPr>
+          <w:rFonts w:cs="Times New Roman"/>
+          <w:szCs w:val="28"/>
+          <w:lang w:val="en-US"/>
+        </w:rPr>
+        <w:t>RatingDecorator</w:t>
+      </w:r>
+      <w:proofErr w:type="spellEnd"/>
+      <w:r>
+        <w:rPr>
+          <w:rFonts w:cs="Times New Roman"/>
+          <w:szCs w:val="28"/>
+          <w:lang w:val="en-US"/>
+        </w:rPr>
+        <w:t xml:space="preserve"> : </w:t>
+      </w:r>
+      <w:proofErr w:type="spellStart"/>
+      <w:r>
+        <w:rPr>
+          <w:rFonts w:cs="Times New Roman"/>
+          <w:szCs w:val="28"/>
+          <w:lang w:val="en-US"/>
+        </w:rPr>
+        <w:t>PoiFormatterDecorator</w:t>
+      </w:r>
+      <w:proofErr w:type="spellEnd"/>
     </w:p>
     <w:p>
       <w:pPr>
@@ -5256,7 +6476,43 @@
           <w:szCs w:val="28"/>
           <w:lang w:val="en-US"/>
         </w:rPr>
-        <w:t xml:space="preserve">    public RatingDecorator(IPoiFormatter inner) : base(inner) { }</w:t>
+        <w:t xml:space="preserve">    public </w:t>
+      </w:r>
+      <w:proofErr w:type="spellStart"/>
+      <w:r>
+        <w:rPr>
+          <w:rFonts w:cs="Times New Roman"/>
+          <w:szCs w:val="28"/>
+          <w:lang w:val="en-US"/>
+        </w:rPr>
+        <w:t>RatingDecorator</w:t>
+      </w:r>
+      <w:proofErr w:type="spellEnd"/>
+      <w:r>
+        <w:rPr>
+          <w:rFonts w:cs="Times New Roman"/>
+          <w:szCs w:val="28"/>
+          <w:lang w:val="en-US"/>
+        </w:rPr>
+        <w:t>(</w:t>
+      </w:r>
+      <w:proofErr w:type="spellStart"/>
+      <w:r>
+        <w:rPr>
+          <w:rFonts w:cs="Times New Roman"/>
+          <w:szCs w:val="28"/>
+          <w:lang w:val="en-US"/>
+        </w:rPr>
+        <w:t>IPoiFormatter</w:t>
+      </w:r>
+      <w:proofErr w:type="spellEnd"/>
+      <w:r>
+        <w:rPr>
+          <w:rFonts w:cs="Times New Roman"/>
+          <w:szCs w:val="28"/>
+          <w:lang w:val="en-US"/>
+        </w:rPr>
+        <w:t xml:space="preserve"> inner) : base(inner) { }</w:t>
       </w:r>
     </w:p>
     <w:p>
@@ -5328,39 +6584,93 @@
           <w:szCs w:val="28"/>
           <w:lang w:val="en-US"/>
         </w:rPr>
-        <w:t xml:space="preserve">        string baseResult = _inner.Format(name, category, rating, hours);</w:t>
-      </w:r>
-    </w:p>
-    <w:p>
-      <w:pPr>
-        <w:spacing w:after="0" w:line="360" w:lineRule="auto"/>
-        <w:ind w:firstLine="709"/>
-        <w:jc w:val="both"/>
-        <w:rPr>
-          <w:rFonts w:cs="Times New Roman"/>
-          <w:szCs w:val="28"/>
-          <w:lang w:val="en-US"/>
-        </w:rPr>
-      </w:pPr>
-    </w:p>
-    <w:p>
-      <w:pPr>
-        <w:spacing w:after="0" w:line="360" w:lineRule="auto"/>
-        <w:ind w:firstLine="709"/>
-        <w:jc w:val="both"/>
-        <w:rPr>
-          <w:rFonts w:cs="Times New Roman"/>
-          <w:szCs w:val="28"/>
-          <w:lang w:val="en-US"/>
-        </w:rPr>
-      </w:pPr>
-      <w:r>
-        <w:rPr>
-          <w:rFonts w:cs="Times New Roman"/>
-          <w:szCs w:val="28"/>
-          <w:lang w:val="en-US"/>
-        </w:rPr>
-        <w:t xml:space="preserve">        return $"{baseResult} </w:t>
+        <w:t xml:space="preserve">        string </w:t>
+      </w:r>
+      <w:proofErr w:type="spellStart"/>
+      <w:r>
+        <w:rPr>
+          <w:rFonts w:cs="Times New Roman"/>
+          <w:szCs w:val="28"/>
+          <w:lang w:val="en-US"/>
+        </w:rPr>
+        <w:t>baseResult</w:t>
+      </w:r>
+      <w:proofErr w:type="spellEnd"/>
+      <w:r>
+        <w:rPr>
+          <w:rFonts w:cs="Times New Roman"/>
+          <w:szCs w:val="28"/>
+          <w:lang w:val="en-US"/>
+        </w:rPr>
+        <w:t xml:space="preserve"> = _</w:t>
+      </w:r>
+      <w:proofErr w:type="spellStart"/>
+      <w:r>
+        <w:rPr>
+          <w:rFonts w:cs="Times New Roman"/>
+          <w:szCs w:val="28"/>
+          <w:lang w:val="en-US"/>
+        </w:rPr>
+        <w:t>inner.Format</w:t>
+      </w:r>
+      <w:proofErr w:type="spellEnd"/>
+      <w:r>
+        <w:rPr>
+          <w:rFonts w:cs="Times New Roman"/>
+          <w:szCs w:val="28"/>
+          <w:lang w:val="en-US"/>
+        </w:rPr>
+        <w:t>(name, category, rating, hours);</w:t>
+      </w:r>
+    </w:p>
+    <w:p>
+      <w:pPr>
+        <w:spacing w:after="0" w:line="360" w:lineRule="auto"/>
+        <w:ind w:firstLine="709"/>
+        <w:jc w:val="both"/>
+        <w:rPr>
+          <w:rFonts w:cs="Times New Roman"/>
+          <w:szCs w:val="28"/>
+          <w:lang w:val="en-US"/>
+        </w:rPr>
+      </w:pPr>
+    </w:p>
+    <w:p>
+      <w:pPr>
+        <w:spacing w:after="0" w:line="360" w:lineRule="auto"/>
+        <w:ind w:firstLine="709"/>
+        <w:jc w:val="both"/>
+        <w:rPr>
+          <w:rFonts w:cs="Times New Roman"/>
+          <w:szCs w:val="28"/>
+          <w:lang w:val="en-US"/>
+        </w:rPr>
+      </w:pPr>
+      <w:r>
+        <w:rPr>
+          <w:rFonts w:cs="Times New Roman"/>
+          <w:szCs w:val="28"/>
+          <w:lang w:val="en-US"/>
+        </w:rPr>
+        <w:t xml:space="preserve">        return $"{</w:t>
+      </w:r>
+      <w:proofErr w:type="spellStart"/>
+      <w:r>
+        <w:rPr>
+          <w:rFonts w:cs="Times New Roman"/>
+          <w:szCs w:val="28"/>
+          <w:lang w:val="en-US"/>
+        </w:rPr>
+        <w:t>baseResult</w:t>
+      </w:r>
+      <w:proofErr w:type="spellEnd"/>
+      <w:r>
+        <w:rPr>
+          <w:rFonts w:cs="Times New Roman"/>
+          <w:szCs w:val="28"/>
+          <w:lang w:val="en-US"/>
+        </w:rPr>
+        <w:t xml:space="preserve">} </w:t>
       </w:r>
       <w:r>
         <w:rPr>
@@ -5448,12 +6758,14 @@
         <w:rPr>
           <w:rFonts w:cs="Times New Roman"/>
           <w:szCs w:val="28"/>
-        </w:rPr>
-      </w:pPr>
-      <w:r>
-        <w:rPr>
-          <w:rFonts w:cs="Times New Roman"/>
-          <w:szCs w:val="28"/>
+          <w:lang w:val="en-US"/>
+        </w:rPr>
+      </w:pPr>
+      <w:r>
+        <w:rPr>
+          <w:rFonts w:cs="Times New Roman"/>
+          <w:szCs w:val="28"/>
+          <w:lang w:val="en-US"/>
         </w:rPr>
         <w:t xml:space="preserve">/// </w:t>
       </w:r>
@@ -5469,8 +6781,84 @@
         <w:rPr>
           <w:rFonts w:cs="Times New Roman"/>
           <w:szCs w:val="28"/>
-        </w:rPr>
-        <w:t>: добавляет часы работы к выводу.</w:t>
+          <w:lang w:val="en-US"/>
+        </w:rPr>
+        <w:t xml:space="preserve">: </w:t>
+      </w:r>
+      <w:r>
+        <w:rPr>
+          <w:rFonts w:cs="Times New Roman"/>
+          <w:szCs w:val="28"/>
+        </w:rPr>
+        <w:t>добавляет</w:t>
+      </w:r>
+      <w:r>
+        <w:rPr>
+          <w:rFonts w:cs="Times New Roman"/>
+          <w:szCs w:val="28"/>
+          <w:lang w:val="en-US"/>
+        </w:rPr>
+        <w:t xml:space="preserve"> </w:t>
+      </w:r>
+      <w:r>
+        <w:rPr>
+          <w:rFonts w:cs="Times New Roman"/>
+          <w:szCs w:val="28"/>
+        </w:rPr>
+        <w:t>часы</w:t>
+      </w:r>
+      <w:r>
+        <w:rPr>
+          <w:rFonts w:cs="Times New Roman"/>
+          <w:szCs w:val="28"/>
+          <w:lang w:val="en-US"/>
+        </w:rPr>
+        <w:t xml:space="preserve"> </w:t>
+      </w:r>
+      <w:r>
+        <w:rPr>
+          <w:rFonts w:cs="Times New Roman"/>
+          <w:szCs w:val="28"/>
+        </w:rPr>
+        <w:t>работы</w:t>
+      </w:r>
+      <w:r>
+        <w:rPr>
+          <w:rFonts w:cs="Times New Roman"/>
+          <w:szCs w:val="28"/>
+          <w:lang w:val="en-US"/>
+        </w:rPr>
+        <w:t xml:space="preserve"> </w:t>
+      </w:r>
+      <w:r>
+        <w:rPr>
+          <w:rFonts w:cs="Times New Roman"/>
+          <w:szCs w:val="28"/>
+        </w:rPr>
+        <w:t>к</w:t>
+      </w:r>
+      <w:r>
+        <w:rPr>
+          <w:rFonts w:cs="Times New Roman"/>
+          <w:szCs w:val="28"/>
+          <w:lang w:val="en-US"/>
+        </w:rPr>
+        <w:t xml:space="preserve"> </w:t>
+      </w:r>
+      <w:r>
+        <w:rPr>
+          <w:rFonts w:cs="Times New Roman"/>
+          <w:szCs w:val="28"/>
+        </w:rPr>
+        <w:t>выводу</w:t>
+      </w:r>
+      <w:r>
+        <w:rPr>
+          <w:rFonts w:cs="Times New Roman"/>
+          <w:szCs w:val="28"/>
+          <w:lang w:val="en-US"/>
+        </w:rPr>
+        <w:t>.</w:t>
       </w:r>
     </w:p>
     <w:p>
@@ -5510,8 +6898,36 @@
           <w:szCs w:val="28"/>
           <w:lang w:val="en-US"/>
         </w:rPr>
-        <w:t>public sealed class OpeningHoursDecorator : PoiFormatterDecorator</w:t>
-      </w:r>
+        <w:t xml:space="preserve">public sealed class </w:t>
+      </w:r>
+      <w:proofErr w:type="spellStart"/>
+      <w:r>
+        <w:rPr>
+          <w:rFonts w:cs="Times New Roman"/>
+          <w:szCs w:val="28"/>
+          <w:lang w:val="en-US"/>
+        </w:rPr>
+        <w:t>OpeningHoursDecorator</w:t>
+      </w:r>
+      <w:proofErr w:type="spellEnd"/>
+      <w:r>
+        <w:rPr>
+          <w:rFonts w:cs="Times New Roman"/>
+          <w:szCs w:val="28"/>
+          <w:lang w:val="en-US"/>
+        </w:rPr>
+        <w:t xml:space="preserve"> : </w:t>
+      </w:r>
+      <w:proofErr w:type="spellStart"/>
+      <w:r>
+        <w:rPr>
+          <w:rFonts w:cs="Times New Roman"/>
+          <w:szCs w:val="28"/>
+          <w:lang w:val="en-US"/>
+        </w:rPr>
+        <w:t>PoiFormatterDecorator</w:t>
+      </w:r>
+      <w:proofErr w:type="spellEnd"/>
     </w:p>
     <w:p>
       <w:pPr>
@@ -5550,7 +6966,43 @@
           <w:szCs w:val="28"/>
           <w:lang w:val="en-US"/>
         </w:rPr>
-        <w:t xml:space="preserve">    public OpeningHoursDecorator(IPoiFormatter inner) : base(inner) { }</w:t>
+        <w:t xml:space="preserve">    public </w:t>
+      </w:r>
+      <w:proofErr w:type="spellStart"/>
+      <w:r>
+        <w:rPr>
+          <w:rFonts w:cs="Times New Roman"/>
+          <w:szCs w:val="28"/>
+          <w:lang w:val="en-US"/>
+        </w:rPr>
+        <w:t>OpeningHoursDecorator</w:t>
+      </w:r>
+      <w:proofErr w:type="spellEnd"/>
+      <w:r>
+        <w:rPr>
+          <w:rFonts w:cs="Times New Roman"/>
+          <w:szCs w:val="28"/>
+          <w:lang w:val="en-US"/>
+        </w:rPr>
+        <w:t>(</w:t>
+      </w:r>
+      <w:proofErr w:type="spellStart"/>
+      <w:r>
+        <w:rPr>
+          <w:rFonts w:cs="Times New Roman"/>
+          <w:szCs w:val="28"/>
+          <w:lang w:val="en-US"/>
+        </w:rPr>
+        <w:t>IPoiFormatter</w:t>
+      </w:r>
+      <w:proofErr w:type="spellEnd"/>
+      <w:r>
+        <w:rPr>
+          <w:rFonts w:cs="Times New Roman"/>
+          <w:szCs w:val="28"/>
+          <w:lang w:val="en-US"/>
+        </w:rPr>
+        <w:t xml:space="preserve"> inner) : base(inner) { }</w:t>
       </w:r>
     </w:p>
     <w:p>
@@ -5622,27 +7074,81 @@
           <w:szCs w:val="28"/>
           <w:lang w:val="en-US"/>
         </w:rPr>
-        <w:t xml:space="preserve">        string baseResult = _inner.Format(name, category, rating, hours);</w:t>
-      </w:r>
-    </w:p>
-    <w:p>
-      <w:pPr>
-        <w:spacing w:after="0" w:line="360" w:lineRule="auto"/>
-        <w:ind w:firstLine="709"/>
-        <w:jc w:val="both"/>
-        <w:rPr>
-          <w:rFonts w:cs="Times New Roman"/>
-          <w:szCs w:val="28"/>
-          <w:lang w:val="en-US"/>
-        </w:rPr>
-      </w:pPr>
-      <w:r>
-        <w:rPr>
-          <w:rFonts w:cs="Times New Roman"/>
-          <w:szCs w:val="28"/>
-          <w:lang w:val="en-US"/>
-        </w:rPr>
-        <w:t xml:space="preserve">        return $"{baseResult} [{hours}]";</w:t>
+        <w:t xml:space="preserve">        string </w:t>
+      </w:r>
+      <w:proofErr w:type="spellStart"/>
+      <w:r>
+        <w:rPr>
+          <w:rFonts w:cs="Times New Roman"/>
+          <w:szCs w:val="28"/>
+          <w:lang w:val="en-US"/>
+        </w:rPr>
+        <w:t>baseResult</w:t>
+      </w:r>
+      <w:proofErr w:type="spellEnd"/>
+      <w:r>
+        <w:rPr>
+          <w:rFonts w:cs="Times New Roman"/>
+          <w:szCs w:val="28"/>
+          <w:lang w:val="en-US"/>
+        </w:rPr>
+        <w:t xml:space="preserve"> = _</w:t>
+      </w:r>
+      <w:proofErr w:type="spellStart"/>
+      <w:r>
+        <w:rPr>
+          <w:rFonts w:cs="Times New Roman"/>
+          <w:szCs w:val="28"/>
+          <w:lang w:val="en-US"/>
+        </w:rPr>
+        <w:t>inner.Format</w:t>
+      </w:r>
+      <w:proofErr w:type="spellEnd"/>
+      <w:r>
+        <w:rPr>
+          <w:rFonts w:cs="Times New Roman"/>
+          <w:szCs w:val="28"/>
+          <w:lang w:val="en-US"/>
+        </w:rPr>
+        <w:t>(name, category, rating, hours);</w:t>
+      </w:r>
+    </w:p>
+    <w:p>
+      <w:pPr>
+        <w:spacing w:after="0" w:line="360" w:lineRule="auto"/>
+        <w:ind w:firstLine="709"/>
+        <w:jc w:val="both"/>
+        <w:rPr>
+          <w:rFonts w:cs="Times New Roman"/>
+          <w:szCs w:val="28"/>
+          <w:lang w:val="en-US"/>
+        </w:rPr>
+      </w:pPr>
+      <w:r>
+        <w:rPr>
+          <w:rFonts w:cs="Times New Roman"/>
+          <w:szCs w:val="28"/>
+          <w:lang w:val="en-US"/>
+        </w:rPr>
+        <w:t xml:space="preserve">        return $"{</w:t>
+      </w:r>
+      <w:proofErr w:type="spellStart"/>
+      <w:r>
+        <w:rPr>
+          <w:rFonts w:cs="Times New Roman"/>
+          <w:szCs w:val="28"/>
+          <w:lang w:val="en-US"/>
+        </w:rPr>
+        <w:t>baseResult</w:t>
+      </w:r>
+      <w:proofErr w:type="spellEnd"/>
+      <w:r>
+        <w:rPr>
+          <w:rFonts w:cs="Times New Roman"/>
+          <w:szCs w:val="28"/>
+          <w:lang w:val="en-US"/>
+        </w:rPr>
+        <w:t>} [{hours}]";</w:t>
       </w:r>
     </w:p>
     <w:p>
@@ -5713,12 +7219,14 @@
         <w:rPr>
           <w:rFonts w:cs="Times New Roman"/>
           <w:szCs w:val="28"/>
-        </w:rPr>
-      </w:pPr>
-      <w:r>
-        <w:rPr>
-          <w:rFonts w:cs="Times New Roman"/>
-          <w:szCs w:val="28"/>
+          <w:lang w:val="en-US"/>
+        </w:rPr>
+      </w:pPr>
+      <w:r>
+        <w:rPr>
+          <w:rFonts w:cs="Times New Roman"/>
+          <w:szCs w:val="28"/>
+          <w:lang w:val="en-US"/>
         </w:rPr>
         <w:t xml:space="preserve">/// </w:t>
       </w:r>
@@ -5734,8 +7242,69 @@
         <w:rPr>
           <w:rFonts w:cs="Times New Roman"/>
           <w:szCs w:val="28"/>
-        </w:rPr>
-        <w:t>: добавляет категорию к выводу.</w:t>
+          <w:lang w:val="en-US"/>
+        </w:rPr>
+        <w:t xml:space="preserve">: </w:t>
+      </w:r>
+      <w:r>
+        <w:rPr>
+          <w:rFonts w:cs="Times New Roman"/>
+          <w:szCs w:val="28"/>
+        </w:rPr>
+        <w:t>добавляет</w:t>
+      </w:r>
+      <w:r>
+        <w:rPr>
+          <w:rFonts w:cs="Times New Roman"/>
+          <w:szCs w:val="28"/>
+          <w:lang w:val="en-US"/>
+        </w:rPr>
+        <w:t xml:space="preserve"> </w:t>
+      </w:r>
+      <w:r>
+        <w:rPr>
+          <w:rFonts w:cs="Times New Roman"/>
+          <w:szCs w:val="28"/>
+        </w:rPr>
+        <w:t>категорию</w:t>
+      </w:r>
+      <w:r>
+        <w:rPr>
+          <w:rFonts w:cs="Times New Roman"/>
+          <w:szCs w:val="28"/>
+          <w:lang w:val="en-US"/>
+        </w:rPr>
+        <w:t xml:space="preserve"> </w:t>
+      </w:r>
+      <w:r>
+        <w:rPr>
+          <w:rFonts w:cs="Times New Roman"/>
+          <w:szCs w:val="28"/>
+        </w:rPr>
+        <w:t>к</w:t>
+      </w:r>
+      <w:r>
+        <w:rPr>
+          <w:rFonts w:cs="Times New Roman"/>
+          <w:szCs w:val="28"/>
+          <w:lang w:val="en-US"/>
+        </w:rPr>
+        <w:t xml:space="preserve"> </w:t>
+      </w:r>
+      <w:r>
+        <w:rPr>
+          <w:rFonts w:cs="Times New Roman"/>
+          <w:szCs w:val="28"/>
+        </w:rPr>
+        <w:t>выводу</w:t>
+      </w:r>
+      <w:r>
+        <w:rPr>
+          <w:rFonts w:cs="Times New Roman"/>
+          <w:szCs w:val="28"/>
+          <w:lang w:val="en-US"/>
+        </w:rPr>
+        <w:t>.</w:t>
       </w:r>
     </w:p>
     <w:p>
@@ -5775,8 +7344,36 @@
           <w:szCs w:val="28"/>
           <w:lang w:val="en-US"/>
         </w:rPr>
-        <w:t>public sealed class CategoryDecorator : PoiFormatterDecorator</w:t>
-      </w:r>
+        <w:t xml:space="preserve">public sealed class </w:t>
+      </w:r>
+      <w:proofErr w:type="spellStart"/>
+      <w:r>
+        <w:rPr>
+          <w:rFonts w:cs="Times New Roman"/>
+          <w:szCs w:val="28"/>
+          <w:lang w:val="en-US"/>
+        </w:rPr>
+        <w:t>CategoryDecorator</w:t>
+      </w:r>
+      <w:proofErr w:type="spellEnd"/>
+      <w:r>
+        <w:rPr>
+          <w:rFonts w:cs="Times New Roman"/>
+          <w:szCs w:val="28"/>
+          <w:lang w:val="en-US"/>
+        </w:rPr>
+        <w:t xml:space="preserve"> : </w:t>
+      </w:r>
+      <w:proofErr w:type="spellStart"/>
+      <w:r>
+        <w:rPr>
+          <w:rFonts w:cs="Times New Roman"/>
+          <w:szCs w:val="28"/>
+          <w:lang w:val="en-US"/>
+        </w:rPr>
+        <w:t>PoiFormatterDecorator</w:t>
+      </w:r>
+      <w:proofErr w:type="spellEnd"/>
     </w:p>
     <w:p>
       <w:pPr>
@@ -5815,7 +7412,43 @@
           <w:szCs w:val="28"/>
           <w:lang w:val="en-US"/>
         </w:rPr>
-        <w:t xml:space="preserve">    public CategoryDecorator(IPoiFormatter inner) : base(inner) { }</w:t>
+        <w:t xml:space="preserve">    public </w:t>
+      </w:r>
+      <w:proofErr w:type="spellStart"/>
+      <w:r>
+        <w:rPr>
+          <w:rFonts w:cs="Times New Roman"/>
+          <w:szCs w:val="28"/>
+          <w:lang w:val="en-US"/>
+        </w:rPr>
+        <w:t>CategoryDecorator</w:t>
+      </w:r>
+      <w:proofErr w:type="spellEnd"/>
+      <w:r>
+        <w:rPr>
+          <w:rFonts w:cs="Times New Roman"/>
+          <w:szCs w:val="28"/>
+          <w:lang w:val="en-US"/>
+        </w:rPr>
+        <w:t>(</w:t>
+      </w:r>
+      <w:proofErr w:type="spellStart"/>
+      <w:r>
+        <w:rPr>
+          <w:rFonts w:cs="Times New Roman"/>
+          <w:szCs w:val="28"/>
+          <w:lang w:val="en-US"/>
+        </w:rPr>
+        <w:t>IPoiFormatter</w:t>
+      </w:r>
+      <w:proofErr w:type="spellEnd"/>
+      <w:r>
+        <w:rPr>
+          <w:rFonts w:cs="Times New Roman"/>
+          <w:szCs w:val="28"/>
+          <w:lang w:val="en-US"/>
+        </w:rPr>
+        <w:t xml:space="preserve"> inner) : base(inner) { }</w:t>
       </w:r>
     </w:p>
     <w:p>
@@ -5887,27 +7520,81 @@
           <w:szCs w:val="28"/>
           <w:lang w:val="en-US"/>
         </w:rPr>
-        <w:t xml:space="preserve">        string baseResult = _inner.Format(name, category, rating, hours);</w:t>
-      </w:r>
-    </w:p>
-    <w:p>
-      <w:pPr>
-        <w:spacing w:after="0" w:line="360" w:lineRule="auto"/>
-        <w:ind w:firstLine="709"/>
-        <w:jc w:val="both"/>
-        <w:rPr>
-          <w:rFonts w:cs="Times New Roman"/>
-          <w:szCs w:val="28"/>
-          <w:lang w:val="en-US"/>
-        </w:rPr>
-      </w:pPr>
-      <w:r>
-        <w:rPr>
-          <w:rFonts w:cs="Times New Roman"/>
-          <w:szCs w:val="28"/>
-          <w:lang w:val="en-US"/>
-        </w:rPr>
-        <w:t xml:space="preserve">        return $"{baseResult} ({category})";</w:t>
+        <w:t xml:space="preserve">        string </w:t>
+      </w:r>
+      <w:proofErr w:type="spellStart"/>
+      <w:r>
+        <w:rPr>
+          <w:rFonts w:cs="Times New Roman"/>
+          <w:szCs w:val="28"/>
+          <w:lang w:val="en-US"/>
+        </w:rPr>
+        <w:t>baseResult</w:t>
+      </w:r>
+      <w:proofErr w:type="spellEnd"/>
+      <w:r>
+        <w:rPr>
+          <w:rFonts w:cs="Times New Roman"/>
+          <w:szCs w:val="28"/>
+          <w:lang w:val="en-US"/>
+        </w:rPr>
+        <w:t xml:space="preserve"> = _</w:t>
+      </w:r>
+      <w:proofErr w:type="spellStart"/>
+      <w:r>
+        <w:rPr>
+          <w:rFonts w:cs="Times New Roman"/>
+          <w:szCs w:val="28"/>
+          <w:lang w:val="en-US"/>
+        </w:rPr>
+        <w:t>inner.Format</w:t>
+      </w:r>
+      <w:proofErr w:type="spellEnd"/>
+      <w:r>
+        <w:rPr>
+          <w:rFonts w:cs="Times New Roman"/>
+          <w:szCs w:val="28"/>
+          <w:lang w:val="en-US"/>
+        </w:rPr>
+        <w:t>(name, category, rating, hours);</w:t>
+      </w:r>
+    </w:p>
+    <w:p>
+      <w:pPr>
+        <w:spacing w:after="0" w:line="360" w:lineRule="auto"/>
+        <w:ind w:firstLine="709"/>
+        <w:jc w:val="both"/>
+        <w:rPr>
+          <w:rFonts w:cs="Times New Roman"/>
+          <w:szCs w:val="28"/>
+          <w:lang w:val="en-US"/>
+        </w:rPr>
+      </w:pPr>
+      <w:r>
+        <w:rPr>
+          <w:rFonts w:cs="Times New Roman"/>
+          <w:szCs w:val="28"/>
+          <w:lang w:val="en-US"/>
+        </w:rPr>
+        <w:t xml:space="preserve">        return $"{</w:t>
+      </w:r>
+      <w:proofErr w:type="spellStart"/>
+      <w:r>
+        <w:rPr>
+          <w:rFonts w:cs="Times New Roman"/>
+          <w:szCs w:val="28"/>
+          <w:lang w:val="en-US"/>
+        </w:rPr>
+        <w:t>baseResult</w:t>
+      </w:r>
+      <w:proofErr w:type="spellEnd"/>
+      <w:r>
+        <w:rPr>
+          <w:rFonts w:cs="Times New Roman"/>
+          <w:szCs w:val="28"/>
+          <w:lang w:val="en-US"/>
+        </w:rPr>
+        <w:t>} ({category})";</w:t>
       </w:r>
     </w:p>
     <w:p>
@@ -5958,14 +7645,45 @@
         <w:rPr>
           <w:rFonts w:cs="Times New Roman"/>
           <w:szCs w:val="28"/>
-        </w:rPr>
-      </w:pPr>
-      <w:r>
-        <w:rPr>
-          <w:rFonts w:cs="Times New Roman"/>
-          <w:szCs w:val="28"/>
-        </w:rPr>
-        <w:t>Демонстрация работы декораторов</w:t>
+          <w:lang w:val="en-US"/>
+        </w:rPr>
+      </w:pPr>
+      <w:r>
+        <w:rPr>
+          <w:rFonts w:cs="Times New Roman"/>
+          <w:szCs w:val="28"/>
+        </w:rPr>
+        <w:t>Демонстрация</w:t>
+      </w:r>
+      <w:r>
+        <w:rPr>
+          <w:rFonts w:cs="Times New Roman"/>
+          <w:szCs w:val="28"/>
+          <w:lang w:val="en-US"/>
+        </w:rPr>
+        <w:t xml:space="preserve"> </w:t>
+      </w:r>
+      <w:r>
+        <w:rPr>
+          <w:rFonts w:cs="Times New Roman"/>
+          <w:szCs w:val="28"/>
+        </w:rPr>
+        <w:t>работы</w:t>
+      </w:r>
+      <w:r>
+        <w:rPr>
+          <w:rFonts w:cs="Times New Roman"/>
+          <w:szCs w:val="28"/>
+          <w:lang w:val="en-US"/>
+        </w:rPr>
+        <w:t xml:space="preserve"> </w:t>
+      </w:r>
+      <w:r>
+        <w:rPr>
+          <w:rFonts w:cs="Times New Roman"/>
+          <w:szCs w:val="28"/>
+        </w:rPr>
+        <w:t>декораторов</w:t>
       </w:r>
     </w:p>
     <w:p>
@@ -6002,6 +7720,7 @@
         </w:rPr>
         <w:t xml:space="preserve"> </w:t>
       </w:r>
+      <w:proofErr w:type="spellStart"/>
       <w:r>
         <w:rPr>
           <w:rFonts w:cs="Times New Roman"/>
@@ -6009,6 +7728,7 @@
         </w:rPr>
         <w:t>форматтер</w:t>
       </w:r>
+      <w:proofErr w:type="spellEnd"/>
       <w:r>
         <w:rPr>
           <w:rFonts w:cs="Times New Roman"/>
@@ -6059,6 +7779,7 @@
           <w:lang w:val="en-US"/>
         </w:rPr>
       </w:pPr>
+      <w:proofErr w:type="spellStart"/>
       <w:r>
         <w:rPr>
           <w:rFonts w:cs="Times New Roman"/>
@@ -6066,27 +7787,64 @@
           <w:lang w:val="en-US"/>
         </w:rPr>
         <w:lastRenderedPageBreak/>
-        <w:t>IPoiFormatter formatter = new BasePoiFormatter();</w:t>
-      </w:r>
-    </w:p>
-    <w:p>
-      <w:pPr>
-        <w:spacing w:after="0" w:line="360" w:lineRule="auto"/>
-        <w:ind w:firstLine="709"/>
-        <w:jc w:val="both"/>
-        <w:rPr>
-          <w:rFonts w:cs="Times New Roman"/>
-          <w:szCs w:val="28"/>
-          <w:lang w:val="en-US"/>
-        </w:rPr>
-      </w:pPr>
-      <w:r>
-        <w:rPr>
-          <w:rFonts w:cs="Times New Roman"/>
-          <w:szCs w:val="28"/>
-          <w:lang w:val="en-US"/>
-        </w:rPr>
-        <w:t xml:space="preserve">System.Console.WriteLine("1) </w:t>
+        <w:t>IPoiFormatter</w:t>
+      </w:r>
+      <w:proofErr w:type="spellEnd"/>
+      <w:r>
+        <w:rPr>
+          <w:rFonts w:cs="Times New Roman"/>
+          <w:szCs w:val="28"/>
+          <w:lang w:val="en-US"/>
+        </w:rPr>
+        <w:t xml:space="preserve"> formatter = new </w:t>
+      </w:r>
+      <w:proofErr w:type="spellStart"/>
+      <w:r>
+        <w:rPr>
+          <w:rFonts w:cs="Times New Roman"/>
+          <w:szCs w:val="28"/>
+          <w:lang w:val="en-US"/>
+        </w:rPr>
+        <w:t>BasePoiFormatter</w:t>
+      </w:r>
+      <w:proofErr w:type="spellEnd"/>
+      <w:r>
+        <w:rPr>
+          <w:rFonts w:cs="Times New Roman"/>
+          <w:szCs w:val="28"/>
+          <w:lang w:val="en-US"/>
+        </w:rPr>
+        <w:t>();</w:t>
+      </w:r>
+    </w:p>
+    <w:p>
+      <w:pPr>
+        <w:spacing w:after="0" w:line="360" w:lineRule="auto"/>
+        <w:ind w:firstLine="709"/>
+        <w:jc w:val="both"/>
+        <w:rPr>
+          <w:rFonts w:cs="Times New Roman"/>
+          <w:szCs w:val="28"/>
+          <w:lang w:val="en-US"/>
+        </w:rPr>
+      </w:pPr>
+      <w:proofErr w:type="spellStart"/>
+      <w:r>
+        <w:rPr>
+          <w:rFonts w:cs="Times New Roman"/>
+          <w:szCs w:val="28"/>
+          <w:lang w:val="en-US"/>
+        </w:rPr>
+        <w:t>System.Console.WriteLine</w:t>
+      </w:r>
+      <w:proofErr w:type="spellEnd"/>
+      <w:r>
+        <w:rPr>
+          <w:rFonts w:cs="Times New Roman"/>
+          <w:szCs w:val="28"/>
+          <w:lang w:val="en-US"/>
+        </w:rPr>
+        <w:t xml:space="preserve">("1) </w:t>
       </w:r>
       <w:r>
         <w:rPr>
@@ -6101,7 +7859,25 @@
           <w:szCs w:val="28"/>
           <w:lang w:val="en-US"/>
         </w:rPr>
-        <w:t>:            " + formatter.Format("</w:t>
+        <w:t xml:space="preserve">:            " + </w:t>
+      </w:r>
+      <w:proofErr w:type="spellStart"/>
+      <w:r>
+        <w:rPr>
+          <w:rFonts w:cs="Times New Roman"/>
+          <w:szCs w:val="28"/>
+          <w:lang w:val="en-US"/>
+        </w:rPr>
+        <w:t>formatter.Format</w:t>
+      </w:r>
+      <w:proofErr w:type="spellEnd"/>
+      <w:r>
+        <w:rPr>
+          <w:rFonts w:cs="Times New Roman"/>
+          <w:szCs w:val="28"/>
+          <w:lang w:val="en-US"/>
+        </w:rPr>
+        <w:t>("</w:t>
       </w:r>
       <w:r>
         <w:rPr>
@@ -6180,47 +7956,30 @@
           <w:rFonts w:cs="Times New Roman"/>
           <w:szCs w:val="28"/>
         </w:rPr>
-        <w:t>Декоратор добавляет рейтинг</w:t>
-      </w:r>
-    </w:p>
-    <w:p>
-      <w:pPr>
-        <w:spacing w:after="0" w:line="360" w:lineRule="auto"/>
-        <w:ind w:firstLine="709"/>
-        <w:jc w:val="both"/>
-        <w:rPr>
-          <w:rFonts w:cs="Times New Roman"/>
-          <w:szCs w:val="28"/>
-          <w:lang w:val="en-US"/>
-        </w:rPr>
-      </w:pPr>
-      <w:r>
-        <w:rPr>
-          <w:rFonts w:cs="Times New Roman"/>
-          <w:szCs w:val="28"/>
-          <w:lang w:val="en-US"/>
-        </w:rPr>
-        <w:t>formatter = new RatingDecorator(formatter);</w:t>
-      </w:r>
-    </w:p>
-    <w:p>
-      <w:pPr>
-        <w:spacing w:after="0" w:line="360" w:lineRule="auto"/>
-        <w:ind w:firstLine="709"/>
-        <w:jc w:val="both"/>
-        <w:rPr>
-          <w:rFonts w:cs="Times New Roman"/>
-          <w:szCs w:val="28"/>
-          <w:lang w:val="en-US"/>
-        </w:rPr>
-      </w:pPr>
-      <w:r>
-        <w:rPr>
-          <w:rFonts w:cs="Times New Roman"/>
-          <w:szCs w:val="28"/>
-          <w:lang w:val="en-US"/>
-        </w:rPr>
-        <w:t>System.Console.WriteLine("2) +</w:t>
+        <w:t>Декоратор</w:t>
+      </w:r>
+      <w:r>
+        <w:rPr>
+          <w:rFonts w:cs="Times New Roman"/>
+          <w:szCs w:val="28"/>
+          <w:lang w:val="en-US"/>
+        </w:rPr>
+        <w:t xml:space="preserve"> </w:t>
+      </w:r>
+      <w:r>
+        <w:rPr>
+          <w:rFonts w:cs="Times New Roman"/>
+          <w:szCs w:val="28"/>
+        </w:rPr>
+        <w:t>добавляет</w:t>
+      </w:r>
+      <w:r>
+        <w:rPr>
+          <w:rFonts w:cs="Times New Roman"/>
+          <w:szCs w:val="28"/>
+          <w:lang w:val="en-US"/>
+        </w:rPr>
+        <w:t xml:space="preserve"> </w:t>
       </w:r>
       <w:r>
         <w:rPr>
@@ -6229,13 +7988,106 @@
         </w:rPr>
         <w:t>рейтинг</w:t>
       </w:r>
-      <w:r>
-        <w:rPr>
-          <w:rFonts w:cs="Times New Roman"/>
-          <w:szCs w:val="28"/>
-          <w:lang w:val="en-US"/>
-        </w:rPr>
-        <w:t>:           " + formatter.Format("</w:t>
+    </w:p>
+    <w:p>
+      <w:pPr>
+        <w:spacing w:after="0" w:line="360" w:lineRule="auto"/>
+        <w:ind w:firstLine="709"/>
+        <w:jc w:val="both"/>
+        <w:rPr>
+          <w:rFonts w:cs="Times New Roman"/>
+          <w:szCs w:val="28"/>
+          <w:lang w:val="en-US"/>
+        </w:rPr>
+      </w:pPr>
+      <w:r>
+        <w:rPr>
+          <w:rFonts w:cs="Times New Roman"/>
+          <w:szCs w:val="28"/>
+          <w:lang w:val="en-US"/>
+        </w:rPr>
+        <w:t xml:space="preserve">formatter = new </w:t>
+      </w:r>
+      <w:proofErr w:type="spellStart"/>
+      <w:r>
+        <w:rPr>
+          <w:rFonts w:cs="Times New Roman"/>
+          <w:szCs w:val="28"/>
+          <w:lang w:val="en-US"/>
+        </w:rPr>
+        <w:t>RatingDecorator</w:t>
+      </w:r>
+      <w:proofErr w:type="spellEnd"/>
+      <w:r>
+        <w:rPr>
+          <w:rFonts w:cs="Times New Roman"/>
+          <w:szCs w:val="28"/>
+          <w:lang w:val="en-US"/>
+        </w:rPr>
+        <w:t>(formatter);</w:t>
+      </w:r>
+    </w:p>
+    <w:p>
+      <w:pPr>
+        <w:spacing w:after="0" w:line="360" w:lineRule="auto"/>
+        <w:ind w:firstLine="709"/>
+        <w:jc w:val="both"/>
+        <w:rPr>
+          <w:rFonts w:cs="Times New Roman"/>
+          <w:szCs w:val="28"/>
+          <w:lang w:val="en-US"/>
+        </w:rPr>
+      </w:pPr>
+      <w:proofErr w:type="spellStart"/>
+      <w:r>
+        <w:rPr>
+          <w:rFonts w:cs="Times New Roman"/>
+          <w:szCs w:val="28"/>
+          <w:lang w:val="en-US"/>
+        </w:rPr>
+        <w:t>System.Console.WriteLine</w:t>
+      </w:r>
+      <w:proofErr w:type="spellEnd"/>
+      <w:r>
+        <w:rPr>
+          <w:rFonts w:cs="Times New Roman"/>
+          <w:szCs w:val="28"/>
+          <w:lang w:val="en-US"/>
+        </w:rPr>
+        <w:t>("2) +</w:t>
+      </w:r>
+      <w:r>
+        <w:rPr>
+          <w:rFonts w:cs="Times New Roman"/>
+          <w:szCs w:val="28"/>
+        </w:rPr>
+        <w:t>рейтинг</w:t>
+      </w:r>
+      <w:r>
+        <w:rPr>
+          <w:rFonts w:cs="Times New Roman"/>
+          <w:szCs w:val="28"/>
+          <w:lang w:val="en-US"/>
+        </w:rPr>
+        <w:t xml:space="preserve">:           " + </w:t>
+      </w:r>
+      <w:proofErr w:type="spellStart"/>
+      <w:r>
+        <w:rPr>
+          <w:rFonts w:cs="Times New Roman"/>
+          <w:szCs w:val="28"/>
+          <w:lang w:val="en-US"/>
+        </w:rPr>
+        <w:t>formatter.Format</w:t>
+      </w:r>
+      <w:proofErr w:type="spellEnd"/>
+      <w:r>
+        <w:rPr>
+          <w:rFonts w:cs="Times New Roman"/>
+          <w:szCs w:val="28"/>
+          <w:lang w:val="en-US"/>
+        </w:rPr>
+        <w:t>("</w:t>
       </w:r>
       <w:r>
         <w:rPr>
@@ -6344,53 +8196,6 @@
           <w:rFonts w:cs="Times New Roman"/>
           <w:szCs w:val="28"/>
         </w:rPr>
-        <w:t>часы работы</w:t>
-      </w:r>
-    </w:p>
-    <w:p>
-      <w:pPr>
-        <w:spacing w:after="0" w:line="360" w:lineRule="auto"/>
-        <w:ind w:firstLine="709"/>
-        <w:jc w:val="both"/>
-        <w:rPr>
-          <w:rFonts w:cs="Times New Roman"/>
-          <w:szCs w:val="28"/>
-          <w:lang w:val="en-US"/>
-        </w:rPr>
-      </w:pPr>
-      <w:r>
-        <w:rPr>
-          <w:rFonts w:cs="Times New Roman"/>
-          <w:szCs w:val="28"/>
-          <w:lang w:val="en-US"/>
-        </w:rPr>
-        <w:t>formatter = new OpeningHoursDecorator(formatter);</w:t>
-      </w:r>
-    </w:p>
-    <w:p>
-      <w:pPr>
-        <w:spacing w:after="0" w:line="360" w:lineRule="auto"/>
-        <w:ind w:firstLine="709"/>
-        <w:jc w:val="both"/>
-        <w:rPr>
-          <w:rFonts w:cs="Times New Roman"/>
-          <w:szCs w:val="28"/>
-          <w:lang w:val="en-US"/>
-        </w:rPr>
-      </w:pPr>
-      <w:r>
-        <w:rPr>
-          <w:rFonts w:cs="Times New Roman"/>
-          <w:szCs w:val="28"/>
-          <w:lang w:val="en-US"/>
-        </w:rPr>
-        <w:t>System.Console.WriteLine("3) +</w:t>
-      </w:r>
-      <w:r>
-        <w:rPr>
-          <w:rFonts w:cs="Times New Roman"/>
-          <w:szCs w:val="28"/>
-        </w:rPr>
         <w:t>часы</w:t>
       </w:r>
       <w:r>
@@ -6408,13 +8213,121 @@
         </w:rPr>
         <w:t>работы</w:t>
       </w:r>
-      <w:r>
-        <w:rPr>
-          <w:rFonts w:cs="Times New Roman"/>
-          <w:szCs w:val="28"/>
-          <w:lang w:val="en-US"/>
-        </w:rPr>
-        <w:t>:       " + formatter.Format("</w:t>
+    </w:p>
+    <w:p>
+      <w:pPr>
+        <w:spacing w:after="0" w:line="360" w:lineRule="auto"/>
+        <w:ind w:firstLine="709"/>
+        <w:jc w:val="both"/>
+        <w:rPr>
+          <w:rFonts w:cs="Times New Roman"/>
+          <w:szCs w:val="28"/>
+          <w:lang w:val="en-US"/>
+        </w:rPr>
+      </w:pPr>
+      <w:r>
+        <w:rPr>
+          <w:rFonts w:cs="Times New Roman"/>
+          <w:szCs w:val="28"/>
+          <w:lang w:val="en-US"/>
+        </w:rPr>
+        <w:t xml:space="preserve">formatter = new </w:t>
+      </w:r>
+      <w:proofErr w:type="spellStart"/>
+      <w:r>
+        <w:rPr>
+          <w:rFonts w:cs="Times New Roman"/>
+          <w:szCs w:val="28"/>
+          <w:lang w:val="en-US"/>
+        </w:rPr>
+        <w:t>OpeningHoursDecorator</w:t>
+      </w:r>
+      <w:proofErr w:type="spellEnd"/>
+      <w:r>
+        <w:rPr>
+          <w:rFonts w:cs="Times New Roman"/>
+          <w:szCs w:val="28"/>
+          <w:lang w:val="en-US"/>
+        </w:rPr>
+        <w:t>(formatter);</w:t>
+      </w:r>
+    </w:p>
+    <w:p>
+      <w:pPr>
+        <w:spacing w:after="0" w:line="360" w:lineRule="auto"/>
+        <w:ind w:firstLine="709"/>
+        <w:jc w:val="both"/>
+        <w:rPr>
+          <w:rFonts w:cs="Times New Roman"/>
+          <w:szCs w:val="28"/>
+          <w:lang w:val="en-US"/>
+        </w:rPr>
+      </w:pPr>
+      <w:proofErr w:type="spellStart"/>
+      <w:r>
+        <w:rPr>
+          <w:rFonts w:cs="Times New Roman"/>
+          <w:szCs w:val="28"/>
+          <w:lang w:val="en-US"/>
+        </w:rPr>
+        <w:t>System.Console.WriteLine</w:t>
+      </w:r>
+      <w:proofErr w:type="spellEnd"/>
+      <w:r>
+        <w:rPr>
+          <w:rFonts w:cs="Times New Roman"/>
+          <w:szCs w:val="28"/>
+          <w:lang w:val="en-US"/>
+        </w:rPr>
+        <w:t>("3) +</w:t>
+      </w:r>
+      <w:r>
+        <w:rPr>
+          <w:rFonts w:cs="Times New Roman"/>
+          <w:szCs w:val="28"/>
+        </w:rPr>
+        <w:t>часы</w:t>
+      </w:r>
+      <w:r>
+        <w:rPr>
+          <w:rFonts w:cs="Times New Roman"/>
+          <w:szCs w:val="28"/>
+          <w:lang w:val="en-US"/>
+        </w:rPr>
+        <w:t xml:space="preserve"> </w:t>
+      </w:r>
+      <w:r>
+        <w:rPr>
+          <w:rFonts w:cs="Times New Roman"/>
+          <w:szCs w:val="28"/>
+        </w:rPr>
+        <w:t>работы</w:t>
+      </w:r>
+      <w:r>
+        <w:rPr>
+          <w:rFonts w:cs="Times New Roman"/>
+          <w:szCs w:val="28"/>
+          <w:lang w:val="en-US"/>
+        </w:rPr>
+        <w:t xml:space="preserve">:       " + </w:t>
+      </w:r>
+      <w:proofErr w:type="spellStart"/>
+      <w:r>
+        <w:rPr>
+          <w:rFonts w:cs="Times New Roman"/>
+          <w:szCs w:val="28"/>
+          <w:lang w:val="en-US"/>
+        </w:rPr>
+        <w:t>formatter.Format</w:t>
+      </w:r>
+      <w:proofErr w:type="spellEnd"/>
+      <w:r>
+        <w:rPr>
+          <w:rFonts w:cs="Times New Roman"/>
+          <w:szCs w:val="28"/>
+          <w:lang w:val="en-US"/>
+        </w:rPr>
+        <w:t>("</w:t>
       </w:r>
       <w:r>
         <w:rPr>
@@ -6543,26 +8456,55 @@
           <w:szCs w:val="28"/>
           <w:lang w:val="en-US"/>
         </w:rPr>
-        <w:t>formatter = new CategoryDecorator(formatter);</w:t>
-      </w:r>
-    </w:p>
-    <w:p>
-      <w:pPr>
-        <w:spacing w:after="0" w:line="360" w:lineRule="auto"/>
-        <w:ind w:firstLine="709"/>
-        <w:jc w:val="both"/>
-        <w:rPr>
-          <w:rFonts w:cs="Times New Roman"/>
-          <w:szCs w:val="28"/>
-        </w:rPr>
-      </w:pPr>
-      <w:r>
-        <w:rPr>
-          <w:rFonts w:cs="Times New Roman"/>
-          <w:szCs w:val="28"/>
-          <w:lang w:val="en-US"/>
-        </w:rPr>
-        <w:t>System.Console.WriteLine("4) +</w:t>
+        <w:t xml:space="preserve">formatter = new </w:t>
+      </w:r>
+      <w:proofErr w:type="spellStart"/>
+      <w:r>
+        <w:rPr>
+          <w:rFonts w:cs="Times New Roman"/>
+          <w:szCs w:val="28"/>
+          <w:lang w:val="en-US"/>
+        </w:rPr>
+        <w:t>CategoryDecorator</w:t>
+      </w:r>
+      <w:proofErr w:type="spellEnd"/>
+      <w:r>
+        <w:rPr>
+          <w:rFonts w:cs="Times New Roman"/>
+          <w:szCs w:val="28"/>
+          <w:lang w:val="en-US"/>
+        </w:rPr>
+        <w:t>(formatter);</w:t>
+      </w:r>
+    </w:p>
+    <w:p>
+      <w:pPr>
+        <w:spacing w:after="0" w:line="360" w:lineRule="auto"/>
+        <w:ind w:firstLine="709"/>
+        <w:jc w:val="both"/>
+        <w:rPr>
+          <w:rFonts w:cs="Times New Roman"/>
+          <w:szCs w:val="28"/>
+          <w:lang w:val="en-US"/>
+        </w:rPr>
+      </w:pPr>
+      <w:proofErr w:type="spellStart"/>
+      <w:r>
+        <w:rPr>
+          <w:rFonts w:cs="Times New Roman"/>
+          <w:szCs w:val="28"/>
+          <w:lang w:val="en-US"/>
+        </w:rPr>
+        <w:t>System.Console.WriteLine</w:t>
+      </w:r>
+      <w:proofErr w:type="spellEnd"/>
+      <w:r>
+        <w:rPr>
+          <w:rFonts w:cs="Times New Roman"/>
+          <w:szCs w:val="28"/>
+          <w:lang w:val="en-US"/>
+        </w:rPr>
+        <w:t>("4) +</w:t>
       </w:r>
       <w:r>
         <w:rPr>
@@ -6577,7 +8519,25 @@
           <w:szCs w:val="28"/>
           <w:lang w:val="en-US"/>
         </w:rPr>
-        <w:t>:         " + formatter.Format("</w:t>
+        <w:t xml:space="preserve">:         " + </w:t>
+      </w:r>
+      <w:proofErr w:type="spellStart"/>
+      <w:r>
+        <w:rPr>
+          <w:rFonts w:cs="Times New Roman"/>
+          <w:szCs w:val="28"/>
+          <w:lang w:val="en-US"/>
+        </w:rPr>
+        <w:t>formatter.Format</w:t>
+      </w:r>
+      <w:proofErr w:type="spellEnd"/>
+      <w:r>
+        <w:rPr>
+          <w:rFonts w:cs="Times New Roman"/>
+          <w:szCs w:val="28"/>
+          <w:lang w:val="en-US"/>
+        </w:rPr>
+        <w:t>("</w:t>
       </w:r>
       <w:r>
         <w:rPr>
@@ -6670,6 +8630,7 @@
       </w:pPr>
       <w:r>
         <w:rPr>
+          <w:noProof/>
           <w:szCs w:val="28"/>
           <w:lang w:val="en-US"/>
         </w:rPr>
@@ -6752,23 +8713,16 @@
         <w:rPr>
           <w:szCs w:val="28"/>
         </w:rPr>
-        <w:t>В лабораторной работе реализованы два структурных паттерна</w:t>
-      </w:r>
-      <w:r>
-        <w:rPr>
-          <w:szCs w:val="28"/>
-        </w:rPr>
-        <w:t>.</w:t>
-      </w:r>
-    </w:p>
-    <w:p>
-      <w:pPr>
-        <w:spacing w:after="0" w:line="360" w:lineRule="auto"/>
-        <w:ind w:firstLine="709"/>
-        <w:jc w:val="both"/>
-        <w:rPr>
-          <w:szCs w:val="28"/>
-          <w:lang w:val="en-US"/>
+        <w:t>В лабораторной работе реализованы два структурных паттерна.</w:t>
+      </w:r>
+    </w:p>
+    <w:p>
+      <w:pPr>
+        <w:spacing w:after="0" w:line="360" w:lineRule="auto"/>
+        <w:ind w:firstLine="709"/>
+        <w:jc w:val="both"/>
+        <w:rPr>
+          <w:szCs w:val="28"/>
         </w:rPr>
       </w:pPr>
       <w:r>
@@ -6777,6 +8731,7 @@
         </w:rPr>
         <w:t>Компоновщик (</w:t>
       </w:r>
+      <w:proofErr w:type="spellStart"/>
       <w:r>
         <w:rPr>
           <w:szCs w:val="28"/>
@@ -6784,6 +8739,81 @@
         </w:rPr>
         <w:t>IMapComponent</w:t>
       </w:r>
+      <w:proofErr w:type="spellEnd"/>
+      <w:r>
+        <w:rPr>
+          <w:szCs w:val="28"/>
+        </w:rPr>
+        <w:t xml:space="preserve"> -&gt; </w:t>
+      </w:r>
+      <w:proofErr w:type="spellStart"/>
+      <w:r>
+        <w:rPr>
+          <w:szCs w:val="28"/>
+          <w:lang w:val="en-US"/>
+        </w:rPr>
+        <w:t>PointOfInterestLeaf</w:t>
+      </w:r>
+      <w:proofErr w:type="spellEnd"/>
+      <w:r>
+        <w:rPr>
+          <w:szCs w:val="28"/>
+        </w:rPr>
+        <w:t xml:space="preserve"> + </w:t>
+      </w:r>
+      <w:proofErr w:type="spellStart"/>
+      <w:r>
+        <w:rPr>
+          <w:szCs w:val="28"/>
+          <w:lang w:val="en-US"/>
+        </w:rPr>
+        <w:t>MapRegionComposite</w:t>
+      </w:r>
+      <w:proofErr w:type="spellEnd"/>
+      <w:r>
+        <w:rPr>
+          <w:szCs w:val="28"/>
+        </w:rPr>
+        <w:t xml:space="preserve">) — представляет карту как дерево «регион -&gt; </w:t>
+      </w:r>
+      <w:proofErr w:type="spellStart"/>
+      <w:r>
+        <w:rPr>
+          <w:szCs w:val="28"/>
+        </w:rPr>
+        <w:t>подрегион</w:t>
+      </w:r>
+      <w:proofErr w:type="spellEnd"/>
+      <w:r>
+        <w:rPr>
+          <w:szCs w:val="28"/>
+        </w:rPr>
+        <w:t xml:space="preserve"> -&gt; точка».</w:t>
+      </w:r>
+    </w:p>
+    <w:p>
+      <w:pPr>
+        <w:spacing w:after="0" w:line="360" w:lineRule="auto"/>
+        <w:ind w:firstLine="709"/>
+        <w:jc w:val="both"/>
+        <w:rPr>
+          <w:szCs w:val="28"/>
+        </w:rPr>
+      </w:pPr>
+      <w:r>
+        <w:rPr>
+          <w:szCs w:val="28"/>
+        </w:rPr>
+        <w:t>Декоратор (</w:t>
+      </w:r>
+      <w:proofErr w:type="spellStart"/>
+      <w:r>
+        <w:rPr>
+          <w:szCs w:val="28"/>
+        </w:rPr>
+        <w:t>IPoiFormatter</w:t>
+      </w:r>
+      <w:proofErr w:type="spellEnd"/>
       <w:r>
         <w:rPr>
           <w:szCs w:val="28"/>
@@ -6794,7 +8824,13 @@
         <w:rPr>
           <w:szCs w:val="28"/>
         </w:rPr>
-        <w:t>-&gt;</w:t>
+        <w:t>-</w:t>
+      </w:r>
+      <w:r>
+        <w:rPr>
+          <w:szCs w:val="28"/>
+        </w:rPr>
+        <w:t>&gt;</w:t>
       </w:r>
       <w:r>
         <w:rPr>
@@ -6802,90 +8838,33 @@
         </w:rPr>
         <w:t xml:space="preserve"> </w:t>
       </w:r>
-      <w:r>
-        <w:rPr>
-          <w:szCs w:val="28"/>
-          <w:lang w:val="en-US"/>
-        </w:rPr>
-        <w:t>PointOfInterestLeaf</w:t>
-      </w:r>
+      <w:proofErr w:type="spellStart"/>
+      <w:r>
+        <w:rPr>
+          <w:szCs w:val="28"/>
+        </w:rPr>
+        <w:t>BasePoiFormatter</w:t>
+      </w:r>
+      <w:proofErr w:type="spellEnd"/>
       <w:r>
         <w:rPr>
           <w:szCs w:val="28"/>
         </w:rPr>
         <w:t xml:space="preserve"> + </w:t>
       </w:r>
-      <w:r>
-        <w:rPr>
-          <w:szCs w:val="28"/>
-          <w:lang w:val="en-US"/>
-        </w:rPr>
-        <w:t>MapRegionComposite</w:t>
-      </w:r>
-      <w:r>
-        <w:rPr>
-          <w:szCs w:val="28"/>
-        </w:rPr>
-        <w:t xml:space="preserve">) — представляет карту как дерево «регион </w:t>
-      </w:r>
-      <w:r>
-        <w:rPr>
-          <w:szCs w:val="28"/>
-        </w:rPr>
-        <w:t>-&gt;</w:t>
-      </w:r>
-      <w:r>
-        <w:rPr>
-          <w:szCs w:val="28"/>
-        </w:rPr>
-        <w:t xml:space="preserve"> подрегион </w:t>
-      </w:r>
-      <w:r>
-        <w:rPr>
-          <w:szCs w:val="28"/>
-        </w:rPr>
-        <w:t>-&gt;</w:t>
-      </w:r>
-      <w:r>
-        <w:rPr>
-          <w:szCs w:val="28"/>
-        </w:rPr>
-        <w:t xml:space="preserve"> точка».</w:t>
-      </w:r>
-    </w:p>
-    <w:p>
-      <w:pPr>
-        <w:spacing w:after="0" w:line="360" w:lineRule="auto"/>
-        <w:ind w:firstLine="709"/>
-        <w:jc w:val="both"/>
-        <w:rPr>
-          <w:szCs w:val="28"/>
-        </w:rPr>
-      </w:pPr>
-      <w:r>
-        <w:rPr>
-          <w:szCs w:val="28"/>
-        </w:rPr>
-        <w:t xml:space="preserve">Декоратор (IPoiFormatter </w:t>
-      </w:r>
-      <w:r>
-        <w:rPr>
-          <w:szCs w:val="28"/>
-        </w:rPr>
-        <w:t>-</w:t>
-      </w:r>
-      <w:r>
-        <w:rPr>
-          <w:szCs w:val="28"/>
-          <w:lang w:val="en-US"/>
-        </w:rPr>
-        <w:t>&gt;</w:t>
-      </w:r>
-      <w:r>
-        <w:rPr>
-          <w:szCs w:val="28"/>
-        </w:rPr>
-        <w:t xml:space="preserve"> BasePoiFormatter + PoiFormatterDecorator с наследниками) — динамически навешивает на вывод точки дополнительные детали: рейтинг, часы работы, категорию.</w:t>
+      <w:proofErr w:type="spellStart"/>
+      <w:r>
+        <w:rPr>
+          <w:szCs w:val="28"/>
+        </w:rPr>
+        <w:t>PoiFormatterDecorator</w:t>
+      </w:r>
+      <w:proofErr w:type="spellEnd"/>
+      <w:r>
+        <w:rPr>
+          <w:szCs w:val="28"/>
+        </w:rPr>
+        <w:t xml:space="preserve"> с наследниками) — динамически навешивает на вывод точки дополнительные детали: рейтинг, часы работы, категорию.</w:t>
       </w:r>
     </w:p>
     <w:sectPr>
@@ -9792,6 +11771,7 @@
   <w:style w:type="character" w:default="1" w:styleId="a0">
     <w:name w:val="Default Paragraph Font"/>
     <w:uiPriority w:val="1"/>
+    <w:semiHidden/>
     <w:unhideWhenUsed/>
   </w:style>
   <w:style w:type="table" w:default="1" w:styleId="a1">
